--- a/7_KI-Basismodule/KI-B4/KI-B4.1.2a_Entscheidungsbäume_Musterlösung.docx
+++ b/7_KI-Basismodule/KI-B4/KI-B4.1.2a_Entscheidungsbäume_Musterlösung.docx
@@ -1,6 +1,6 @@
 
 <file path=word/document.xml><?xml version="1.0" encoding="utf-8"?>
-<w:document xmlns:wpc="http://schemas.microsoft.com/office/word/2010/wordprocessingCanvas" xmlns:cx="http://schemas.microsoft.com/office/drawing/2014/chartex" xmlns:cx1="http://schemas.microsoft.com/office/drawing/2015/9/8/chartex" xmlns:cx2="http://schemas.microsoft.com/office/drawing/2015/10/21/chartex" xmlns:cx3="http://schemas.microsoft.com/office/drawing/2016/5/9/chartex" xmlns:cx4="http://schemas.microsoft.com/office/drawing/2016/5/10/chartex" xmlns:cx5="http://schemas.microsoft.com/office/drawing/2016/5/11/chartex" xmlns:cx6="http://schemas.microsoft.com/office/drawing/2016/5/12/chartex" xmlns:cx7="http://schemas.microsoft.com/office/drawing/2016/5/13/chartex" xmlns:cx8="http://schemas.microsoft.com/office/drawing/2016/5/14/chartex" xmlns:mc="http://schemas.openxmlformats.org/markup-compatibility/2006" xmlns:aink="http://schemas.microsoft.com/office/drawing/2016/ink" xmlns:am3d="http://schemas.microsoft.com/office/drawing/2017/model3d" xmlns:o="urn:schemas-microsoft-com:office:office" xmlns:r="http://schemas.openxmlformats.org/officeDocument/2006/relationships" xmlns:m="http://schemas.openxmlformats.org/officeDocument/2006/math" xmlns:v="urn:schemas-microsoft-com:vml" xmlns:wp14="http://schemas.microsoft.com/office/word/2010/wordprocessingDrawing" xmlns:wp="http://schemas.openxmlformats.org/drawingml/2006/wordprocessingDrawing" xmlns:w10="urn:schemas-microsoft-com:office:word" xmlns:w="http://schemas.openxmlformats.org/wordprocessingml/2006/main" xmlns:w14="http://schemas.microsoft.com/office/word/2010/wordml" xmlns:w15="http://schemas.microsoft.com/office/word/2012/wordml" xmlns:w16cex="http://schemas.microsoft.com/office/word/2018/wordml/cex" xmlns:w16cid="http://schemas.microsoft.com/office/word/2016/wordml/cid" xmlns:w16="http://schemas.microsoft.com/office/word/2018/wordml" xmlns:w16sdtdh="http://schemas.microsoft.com/office/word/2020/wordml/sdtdatahash" xmlns:w16se="http://schemas.microsoft.com/office/word/2015/wordml/symex" xmlns:wpg="http://schemas.microsoft.com/office/word/2010/wordprocessingGroup" xmlns:wpi="http://schemas.microsoft.com/office/word/2010/wordprocessingInk" xmlns:wne="http://schemas.microsoft.com/office/word/2006/wordml" xmlns:wps="http://schemas.microsoft.com/office/word/2010/wordprocessingShape" mc:Ignorable="w14 w15 w16se w16cid w16 w16cex w16sdtdh wp14">
+<w:document xmlns:wpc="http://schemas.microsoft.com/office/word/2010/wordprocessingCanvas" xmlns:cx="http://schemas.microsoft.com/office/drawing/2014/chartex" xmlns:cx1="http://schemas.microsoft.com/office/drawing/2015/9/8/chartex" xmlns:cx2="http://schemas.microsoft.com/office/drawing/2015/10/21/chartex" xmlns:cx3="http://schemas.microsoft.com/office/drawing/2016/5/9/chartex" xmlns:cx4="http://schemas.microsoft.com/office/drawing/2016/5/10/chartex" xmlns:cx5="http://schemas.microsoft.com/office/drawing/2016/5/11/chartex" xmlns:cx6="http://schemas.microsoft.com/office/drawing/2016/5/12/chartex" xmlns:cx7="http://schemas.microsoft.com/office/drawing/2016/5/13/chartex" xmlns:cx8="http://schemas.microsoft.com/office/drawing/2016/5/14/chartex" xmlns:mc="http://schemas.openxmlformats.org/markup-compatibility/2006" xmlns:aink="http://schemas.microsoft.com/office/drawing/2016/ink" xmlns:am3d="http://schemas.microsoft.com/office/drawing/2017/model3d" xmlns:o="urn:schemas-microsoft-com:office:office" xmlns:oel="http://schemas.microsoft.com/office/2019/extlst" xmlns:r="http://schemas.openxmlformats.org/officeDocument/2006/relationships" xmlns:m="http://schemas.openxmlformats.org/officeDocument/2006/math" xmlns:v="urn:schemas-microsoft-com:vml" xmlns:wp14="http://schemas.microsoft.com/office/word/2010/wordprocessingDrawing" xmlns:wp="http://schemas.openxmlformats.org/drawingml/2006/wordprocessingDrawing" xmlns:w10="urn:schemas-microsoft-com:office:word" xmlns:w="http://schemas.openxmlformats.org/wordprocessingml/2006/main" xmlns:w14="http://schemas.microsoft.com/office/word/2010/wordml" xmlns:w15="http://schemas.microsoft.com/office/word/2012/wordml" xmlns:w16cex="http://schemas.microsoft.com/office/word/2018/wordml/cex" xmlns:w16cid="http://schemas.microsoft.com/office/word/2016/wordml/cid" xmlns:w16="http://schemas.microsoft.com/office/word/2018/wordml" xmlns:w16sdtdh="http://schemas.microsoft.com/office/word/2020/wordml/sdtdatahash" xmlns:w16se="http://schemas.microsoft.com/office/word/2015/wordml/symex" xmlns:wpg="http://schemas.microsoft.com/office/word/2010/wordprocessingGroup" xmlns:wpi="http://schemas.microsoft.com/office/word/2010/wordprocessingInk" xmlns:wne="http://schemas.microsoft.com/office/word/2006/wordml" xmlns:wps="http://schemas.microsoft.com/office/word/2010/wordprocessingShape" mc:Ignorable="w14 w15 w16se w16cid w16 w16cex w16sdtdh wp14">
   <w:body>
     <w:p>
       <w:pPr>
@@ -18,11 +18,20 @@
           <w:lang w:val="de-DE"/>
         </w:rPr>
       </w:pPr>
+      <w:commentRangeStart w:id="0"/>
       <w:r>
         <w:rPr>
           <w:lang w:val="de-DE"/>
         </w:rPr>
         <w:t>Aufgabenblatt: Klassifikation mit Entscheidungsbäumen</w:t>
+      </w:r>
+      <w:commentRangeEnd w:id="0"/>
+      <w:r>
+        <w:rPr>
+          <w:rStyle w:val="Kommentarzeichen"/>
+          <w:b w:val="0"/>
+        </w:rPr>
+        <w:commentReference w:id="0"/>
       </w:r>
     </w:p>
     <w:p>
@@ -31,6 +40,7 @@
         <w:autoSpaceDE/>
         <w:autoSpaceDN/>
         <w:spacing w:beforeLines="60" w:before="144" w:after="160" w:line="288" w:lineRule="auto"/>
+        <w:jc w:val="both"/>
         <w:rPr>
           <w:rFonts w:eastAsiaTheme="minorEastAsia"/>
           <w:color w:val="000000"/>
@@ -47,35 +57,9 @@
           <w:szCs w:val="21"/>
           <w:lang w:val="de-DE" w:eastAsia="de-DE"/>
         </w:rPr>
-        <w:t>Als Tierpflegerin bzw. Tierpfleger sind wir für die Fütterung der Äffchen zuständig. Dabei müssen wir aufpassen: Manche Äffchen beißen. Von den Äffchen im Zoo wissen wir bereits, ob sie beißen. Allerdings werden bald neue Tiere zur Gruppe stoßen. Wir müssen uns daher überlegen, wie wir herausfinden können, welche neuen Äffchen beißen und welche nicht – ohne ihren Zähnen zu nahe zu kommen.</w:t>
-      </w:r>
-    </w:p>
-    <w:p>
-      <w:pPr>
-        <w:pStyle w:val="berschrift1"/>
-        <w:rPr>
-          <w:lang w:val="de-DE"/>
-        </w:rPr>
-      </w:pPr>
-      <w:r>
-        <w:rPr>
-          <w:lang w:val="de-DE"/>
-        </w:rPr>
-        <w:t>Trainingsdaten</w:t>
-      </w:r>
-      <w:r>
-        <w:rPr>
-          <w:lang w:val="de-DE"/>
-        </w:rPr>
-        <w:t xml:space="preserve"> </w:t>
-      </w:r>
-    </w:p>
-    <w:p>
-      <w:pPr>
-        <w:widowControl/>
-        <w:autoSpaceDE/>
-        <w:autoSpaceDN/>
-        <w:spacing w:beforeLines="60" w:before="144" w:after="160" w:line="288" w:lineRule="auto"/>
+        <w:t>Als Tierpfleger</w:t>
+      </w:r>
+      <w:r>
         <w:rPr>
           <w:rFonts w:eastAsiaTheme="minorEastAsia"/>
           <w:color w:val="000000"/>
@@ -83,6 +67,75 @@
           <w:szCs w:val="21"/>
           <w:lang w:val="de-DE" w:eastAsia="de-DE"/>
         </w:rPr>
+        <w:t>*innen</w:t>
+      </w:r>
+      <w:r>
+        <w:rPr>
+          <w:rFonts w:eastAsiaTheme="minorEastAsia"/>
+          <w:color w:val="000000"/>
+          <w:sz w:val="21"/>
+          <w:szCs w:val="21"/>
+          <w:lang w:val="de-DE" w:eastAsia="de-DE"/>
+        </w:rPr>
+        <w:t xml:space="preserve"> sind wir für die Fütterung der Äffchen zuständig. Dabei müssen wir aufpassen: Manche Äffchen beißen. Von den Äffchen im Zoo wissen wir bereits, ob sie beißen. Allerdings werden bald neue Tiere zur Gruppe stoßen. Wir müssen uns daher überlegen, wie wir herausfinden können, welche neuen Äffchen beißen und welche nicht – </w:t>
+      </w:r>
+      <w:proofErr w:type="gramStart"/>
+      <w:r>
+        <w:rPr>
+          <w:rFonts w:eastAsiaTheme="minorEastAsia"/>
+          <w:color w:val="000000"/>
+          <w:sz w:val="21"/>
+          <w:szCs w:val="21"/>
+          <w:lang w:val="de-DE" w:eastAsia="de-DE"/>
+        </w:rPr>
+        <w:t>ohne ihren Zähnen</w:t>
+      </w:r>
+      <w:proofErr w:type="gramEnd"/>
+      <w:r>
+        <w:rPr>
+          <w:rFonts w:eastAsiaTheme="minorEastAsia"/>
+          <w:color w:val="000000"/>
+          <w:sz w:val="21"/>
+          <w:szCs w:val="21"/>
+          <w:lang w:val="de-DE" w:eastAsia="de-DE"/>
+        </w:rPr>
+        <w:t xml:space="preserve"> zu nahe zu kommen.</w:t>
+      </w:r>
+    </w:p>
+    <w:p>
+      <w:pPr>
+        <w:pStyle w:val="berschrift1"/>
+        <w:rPr>
+          <w:lang w:val="de-DE"/>
+        </w:rPr>
+      </w:pPr>
+      <w:r>
+        <w:rPr>
+          <w:lang w:val="de-DE"/>
+        </w:rPr>
+        <w:t>Trainingsdaten</w:t>
+      </w:r>
+      <w:r>
+        <w:rPr>
+          <w:lang w:val="de-DE"/>
+        </w:rPr>
+        <w:t xml:space="preserve"> </w:t>
+      </w:r>
+    </w:p>
+    <w:p>
+      <w:pPr>
+        <w:widowControl/>
+        <w:autoSpaceDE/>
+        <w:autoSpaceDN/>
+        <w:spacing w:beforeLines="60" w:before="144" w:after="160" w:line="288" w:lineRule="auto"/>
+        <w:jc w:val="both"/>
+        <w:rPr>
+          <w:rFonts w:eastAsiaTheme="minorEastAsia"/>
+          <w:color w:val="000000"/>
+          <w:sz w:val="21"/>
+          <w:szCs w:val="21"/>
+          <w:lang w:val="de-DE" w:eastAsia="de-DE"/>
+        </w:rPr>
       </w:pPr>
       <w:r>
         <w:rPr>
@@ -91,13 +144,13 @@
           <w:lang w:val="de-DE"/>
         </w:rPr>
         <w:drawing>
-          <wp:anchor distT="0" distB="0" distL="114300" distR="114300" simplePos="0" relativeHeight="251642880" behindDoc="0" locked="0" layoutInCell="1" allowOverlap="1" wp14:anchorId="14B5E740" wp14:editId="6B5A6C12">
+          <wp:anchor distT="0" distB="0" distL="114300" distR="114300" simplePos="0" relativeHeight="251642880" behindDoc="0" locked="0" layoutInCell="1" allowOverlap="1" wp14:anchorId="14B5E740" wp14:editId="5FBDC8D8">
             <wp:simplePos x="0" y="0"/>
-            <wp:positionH relativeFrom="column">
-              <wp:posOffset>797560</wp:posOffset>
+            <wp:positionH relativeFrom="margin">
+              <wp:align>center</wp:align>
             </wp:positionH>
             <wp:positionV relativeFrom="paragraph">
-              <wp:posOffset>846455</wp:posOffset>
+              <wp:posOffset>839140</wp:posOffset>
             </wp:positionV>
             <wp:extent cx="4406900" cy="2247265"/>
             <wp:effectExtent l="0" t="0" r="0" b="635"/>
@@ -116,7 +169,7 @@
                     </pic:cNvPicPr>
                   </pic:nvPicPr>
                   <pic:blipFill>
-                    <a:blip r:embed="rId7">
+                    <a:blip r:embed="rId11">
                       <a:extLst>
                         <a:ext uri="{28A0092B-C50C-407E-A947-70E740481C1C}">
                           <a14:useLocalDpi xmlns:a14="http://schemas.microsoft.com/office/drawing/2010/main" val="0"/>
@@ -312,16 +365,16 @@
         <mc:AlternateContent>
           <mc:Choice Requires="wps">
             <w:drawing>
-              <wp:anchor distT="0" distB="0" distL="0" distR="0" simplePos="0" relativeHeight="251640832" behindDoc="0" locked="0" layoutInCell="1" allowOverlap="1" wp14:anchorId="415972D7" wp14:editId="4E7CDE24">
+              <wp:anchor distT="0" distB="0" distL="0" distR="0" simplePos="0" relativeHeight="251640832" behindDoc="0" locked="0" layoutInCell="1" allowOverlap="1" wp14:anchorId="415972D7" wp14:editId="1994C11C">
                 <wp:simplePos x="0" y="0"/>
-                <wp:positionH relativeFrom="page">
-                  <wp:posOffset>899795</wp:posOffset>
+                <wp:positionH relativeFrom="margin">
+                  <wp:align>right</wp:align>
                 </wp:positionH>
                 <wp:positionV relativeFrom="paragraph">
-                  <wp:posOffset>137795</wp:posOffset>
+                  <wp:posOffset>139065</wp:posOffset>
                 </wp:positionV>
-                <wp:extent cx="5760085" cy="3194050"/>
-                <wp:effectExtent l="13970" t="17780" r="17145" b="17145"/>
+                <wp:extent cx="5668645" cy="3194050"/>
+                <wp:effectExtent l="0" t="0" r="27305" b="25400"/>
                 <wp:wrapTopAndBottom/>
                 <wp:docPr id="105" name="Text Box 196"/>
                 <wp:cNvGraphicFramePr>
@@ -336,7 +389,7 @@
                       <wps:spPr bwMode="auto">
                         <a:xfrm>
                           <a:off x="0" y="0"/>
-                          <a:ext cx="5760085" cy="3194050"/>
+                          <a:ext cx="5668645" cy="3194050"/>
                         </a:xfrm>
                         <a:prstGeom prst="rect">
                           <a:avLst/>
@@ -373,7 +426,7 @@
                           <w:p>
                             <w:pPr>
                               <w:spacing w:before="524"/>
-                              <w:ind w:left="3197" w:right="3253"/>
+                              <w:ind w:left="2880" w:right="3253"/>
                               <w:jc w:val="center"/>
                               <w:rPr>
                                 <w:i/>
@@ -454,7 +507,7 @@
                 <v:stroke joinstyle="miter"/>
                 <v:path gradientshapeok="t" o:connecttype="rect"/>
               </v:shapetype>
-              <v:shape id="Text Box 196" o:spid="_x0000_s1026" type="#_x0000_t202" style="position:absolute;margin-left:70.85pt;margin-top:10.85pt;width:453.55pt;height:251.5pt;z-index:251640832;visibility:visible;mso-wrap-style:square;mso-width-percent:0;mso-height-percent:0;mso-wrap-distance-left:0;mso-wrap-distance-top:0;mso-wrap-distance-right:0;mso-wrap-distance-bottom:0;mso-position-horizontal:absolute;mso-position-horizontal-relative:page;mso-position-vertical:absolute;mso-position-vertical-relative:text;mso-width-percent:0;mso-height-percent:0;mso-width-relative:page;mso-height-relative:page;v-text-anchor:top" o:gfxdata="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" filled="f" strokeweight="2pt">
+              <v:shape id="Text Box 196" o:spid="_x0000_s1026" type="#_x0000_t202" style="position:absolute;margin-left:395.15pt;margin-top:10.95pt;width:446.35pt;height:251.5pt;z-index:251640832;visibility:visible;mso-wrap-style:square;mso-width-percent:0;mso-height-percent:0;mso-wrap-distance-left:0;mso-wrap-distance-top:0;mso-wrap-distance-right:0;mso-wrap-distance-bottom:0;mso-position-horizontal:right;mso-position-horizontal-relative:margin;mso-position-vertical:absolute;mso-position-vertical-relative:text;mso-width-percent:0;mso-height-percent:0;mso-width-relative:page;mso-height-relative:page;v-text-anchor:top" o:gfxdata="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" filled="f" strokeweight="2pt">
                 <v:textbox inset="0,0,0,0">
                   <w:txbxContent>
                     <w:p>
@@ -468,7 +521,7 @@
                     <w:p>
                       <w:pPr>
                         <w:spacing w:before="524"/>
-                        <w:ind w:left="3197" w:right="3253"/>
+                        <w:ind w:left="2880" w:right="3253"/>
                         <w:jc w:val="center"/>
                         <w:rPr>
                           <w:i/>
@@ -528,7 +581,7 @@
                     </w:p>
                   </w:txbxContent>
                 </v:textbox>
-                <w10:wrap type="topAndBottom" anchorx="page"/>
+                <w10:wrap type="topAndBottom" anchorx="margin"/>
               </v:shape>
             </w:pict>
           </mc:Fallback>
@@ -538,15 +591,11 @@
     <w:p>
       <w:pPr>
         <w:sectPr>
-          <w:headerReference w:type="even" r:id="rId8"/>
-          <w:headerReference w:type="default" r:id="rId9"/>
-          <w:footerReference w:type="even" r:id="rId10"/>
-          <w:footerReference w:type="default" r:id="rId11"/>
-          <w:headerReference w:type="first" r:id="rId12"/>
-          <w:footerReference w:type="first" r:id="rId13"/>
+          <w:headerReference w:type="default" r:id="rId12"/>
+          <w:footerReference w:type="default" r:id="rId13"/>
           <w:type w:val="continuous"/>
           <w:pgSz w:w="11910" w:h="16840"/>
-          <w:pgMar w:top="1135" w:right="540" w:bottom="1134" w:left="1300" w:header="508" w:footer="441" w:gutter="0"/>
+          <w:pgMar w:top="1134" w:right="1531" w:bottom="709" w:left="1531" w:header="510" w:footer="442" w:gutter="0"/>
           <w:pgNumType w:start="1"/>
           <w:cols w:space="720"/>
         </w:sectPr>
@@ -573,6 +622,7 @@
         <w:autoSpaceDE/>
         <w:autoSpaceDN/>
         <w:spacing w:beforeLines="60" w:before="144" w:after="160" w:line="288" w:lineRule="auto"/>
+        <w:jc w:val="both"/>
         <w:rPr>
           <w:rFonts w:eastAsiaTheme="minorEastAsia"/>
           <w:color w:val="000000"/>
@@ -589,9 +639,16 @@
           <w:szCs w:val="21"/>
           <w:lang w:val="de-DE" w:eastAsia="de-DE"/>
         </w:rPr>
-        <w:t xml:space="preserve">Eine besondere Art solche Regeln darzustellen sind Entscheidungsbäume. Ein Entscheidungsbaum </w:t>
-      </w:r>
-      <w:r>
+        <w:t>Eine besondere Art solche Regeln darzustellen sind Entscheidungsbäume. Ein Entscheidungsbaumstellt Regeln hierarchisch dar und wird von oben nach unten gelesen.</w:t>
+      </w:r>
+    </w:p>
+    <w:p>
+      <w:pPr>
+        <w:widowControl/>
+        <w:autoSpaceDE/>
+        <w:autoSpaceDN/>
+        <w:spacing w:beforeLines="60" w:before="144" w:after="160" w:line="288" w:lineRule="auto"/>
+        <w:jc w:val="both"/>
         <w:rPr>
           <w:rFonts w:eastAsiaTheme="minorEastAsia"/>
           <w:color w:val="000000"/>
@@ -599,32 +656,6 @@
           <w:szCs w:val="21"/>
           <w:lang w:val="de-DE" w:eastAsia="de-DE"/>
         </w:rPr>
-        <w:t xml:space="preserve">       </w:t>
-      </w:r>
-      <w:r>
-        <w:rPr>
-          <w:rFonts w:eastAsiaTheme="minorEastAsia"/>
-          <w:color w:val="000000"/>
-          <w:sz w:val="21"/>
-          <w:szCs w:val="21"/>
-          <w:lang w:val="de-DE" w:eastAsia="de-DE"/>
-        </w:rPr>
-        <w:t>stellt Regeln hierarchisch dar und wird von oben nach unten gelesen.</w:t>
-      </w:r>
-    </w:p>
-    <w:p>
-      <w:pPr>
-        <w:widowControl/>
-        <w:autoSpaceDE/>
-        <w:autoSpaceDN/>
-        <w:spacing w:beforeLines="60" w:before="144" w:after="160" w:line="288" w:lineRule="auto"/>
-        <w:rPr>
-          <w:rFonts w:eastAsiaTheme="minorEastAsia"/>
-          <w:color w:val="000000"/>
-          <w:sz w:val="21"/>
-          <w:szCs w:val="21"/>
-          <w:lang w:val="de-DE" w:eastAsia="de-DE"/>
-        </w:rPr>
       </w:pPr>
       <w:r>
         <w:rPr>
@@ -635,17 +666,25 @@
         <mc:AlternateContent>
           <mc:Choice Requires="wps">
             <w:drawing>
-              <wp:anchor distT="0" distB="0" distL="114300" distR="114300" simplePos="0" relativeHeight="251678720" behindDoc="0" locked="0" layoutInCell="1" allowOverlap="1" wp14:anchorId="4BF30A22" wp14:editId="76F0C14E">
+              <wp:anchor distT="0" distB="0" distL="114300" distR="114300" simplePos="0" relativeHeight="251678720" behindDoc="0" locked="0" layoutInCell="1" allowOverlap="1" wp14:anchorId="4BF30A22" wp14:editId="1AF5FAC5">
                 <wp:simplePos x="0" y="0"/>
-                <wp:positionH relativeFrom="column">
-                  <wp:posOffset>2795261</wp:posOffset>
+                <wp:positionH relativeFrom="margin">
+                  <wp:align>right</wp:align>
                 </wp:positionH>
                 <wp:positionV relativeFrom="paragraph">
-                  <wp:posOffset>207645</wp:posOffset>
+                  <wp:posOffset>210603</wp:posOffset>
                 </wp:positionV>
                 <wp:extent cx="3741313" cy="2524259"/>
                 <wp:effectExtent l="0" t="0" r="0" b="9525"/>
-                <wp:wrapNone/>
+                <wp:wrapThrough wrapText="bothSides">
+                  <wp:wrapPolygon edited="0">
+                    <wp:start x="0" y="0"/>
+                    <wp:lineTo x="0" y="21518"/>
+                    <wp:lineTo x="21450" y="21518"/>
+                    <wp:lineTo x="21450" y="0"/>
+                    <wp:lineTo x="0" y="0"/>
+                  </wp:wrapPolygon>
+                </wp:wrapThrough>
                 <wp:docPr id="116" name="Textfeld 116"/>
                 <wp:cNvGraphicFramePr/>
                 <a:graphic xmlns:a="http://schemas.openxmlformats.org/drawingml/2006/main">
@@ -675,7 +714,7 @@
                                 <w:noProof/>
                               </w:rPr>
                               <w:drawing>
-                                <wp:inline distT="0" distB="0" distL="0" distR="0" wp14:anchorId="34F298F6" wp14:editId="109A95DB">
+                                <wp:inline distT="0" distB="0" distL="0" distR="0" wp14:anchorId="34F298F6" wp14:editId="0586C56F">
                                   <wp:extent cx="3543709" cy="2227580"/>
                                   <wp:effectExtent l="0" t="0" r="0" b="1270"/>
                                   <wp:docPr id="117" name="Grafik 117"/>
@@ -686,7 +725,7 @@
                                     <a:graphicData uri="http://schemas.openxmlformats.org/drawingml/2006/picture">
                                       <pic:pic xmlns:pic="http://schemas.openxmlformats.org/drawingml/2006/picture">
                                         <pic:nvPicPr>
-                                          <pic:cNvPr id="1" name=""/>
+                                          <pic:cNvPr id="117" name="Grafik 117"/>
                                           <pic:cNvPicPr/>
                                         </pic:nvPicPr>
                                         <pic:blipFill>
@@ -698,7 +737,7 @@
                                         <pic:spPr>
                                           <a:xfrm>
                                             <a:off x="0" y="0"/>
-                                            <a:ext cx="3550996" cy="2232161"/>
+                                            <a:ext cx="3543709" cy="2227580"/>
                                           </a:xfrm>
                                           <a:prstGeom prst="rect">
                                             <a:avLst/>
@@ -733,7 +772,7 @@
           </mc:Choice>
           <mc:Fallback>
             <w:pict>
-              <v:shape w14:anchorId="4BF30A22" id="Textfeld 116" o:spid="_x0000_s1027" type="#_x0000_t202" style="position:absolute;margin-left:220.1pt;margin-top:16.35pt;width:294.6pt;height:198.75pt;z-index:251678720;visibility:visible;mso-wrap-style:square;mso-width-percent:0;mso-height-percent:0;mso-wrap-distance-left:9pt;mso-wrap-distance-top:0;mso-wrap-distance-right:9pt;mso-wrap-distance-bottom:0;mso-position-horizontal:absolute;mso-position-horizontal-relative:text;mso-position-vertical:absolute;mso-position-vertical-relative:text;mso-width-percent:0;mso-height-percent:0;mso-width-relative:margin;mso-height-relative:margin;v-text-anchor:top" o:gfxdata="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" fillcolor="white [3201]" stroked="f" strokeweight=".5pt">
+              <v:shape w14:anchorId="4BF30A22" id="Textfeld 116" o:spid="_x0000_s1027" type="#_x0000_t202" style="position:absolute;left:0;text-align:left;margin-left:243.4pt;margin-top:16.6pt;width:294.6pt;height:198.75pt;z-index:251678720;visibility:visible;mso-wrap-style:square;mso-width-percent:0;mso-height-percent:0;mso-wrap-distance-left:9pt;mso-wrap-distance-top:0;mso-wrap-distance-right:9pt;mso-wrap-distance-bottom:0;mso-position-horizontal:right;mso-position-horizontal-relative:margin;mso-position-vertical:absolute;mso-position-vertical-relative:text;mso-width-percent:0;mso-height-percent:0;mso-width-relative:margin;mso-height-relative:margin;v-text-anchor:top" o:gfxdata="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" fillcolor="white [3201]" stroked="f" strokeweight=".5pt">
                 <v:textbox>
                   <w:txbxContent>
                     <w:p>
@@ -742,7 +781,7 @@
                           <w:noProof/>
                         </w:rPr>
                         <w:drawing>
-                          <wp:inline distT="0" distB="0" distL="0" distR="0" wp14:anchorId="34F298F6" wp14:editId="109A95DB">
+                          <wp:inline distT="0" distB="0" distL="0" distR="0" wp14:anchorId="34F298F6" wp14:editId="0586C56F">
                             <wp:extent cx="3543709" cy="2227580"/>
                             <wp:effectExtent l="0" t="0" r="0" b="1270"/>
                             <wp:docPr id="117" name="Grafik 117"/>
@@ -753,7 +792,7 @@
                               <a:graphicData uri="http://schemas.openxmlformats.org/drawingml/2006/picture">
                                 <pic:pic xmlns:pic="http://schemas.openxmlformats.org/drawingml/2006/picture">
                                   <pic:nvPicPr>
-                                    <pic:cNvPr id="1" name=""/>
+                                    <pic:cNvPr id="117" name="Grafik 117"/>
                                     <pic:cNvPicPr/>
                                   </pic:nvPicPr>
                                   <pic:blipFill>
@@ -765,7 +804,7 @@
                                   <pic:spPr>
                                     <a:xfrm>
                                       <a:off x="0" y="0"/>
-                                      <a:ext cx="3550996" cy="2232161"/>
+                                      <a:ext cx="3543709" cy="2227580"/>
                                     </a:xfrm>
                                     <a:prstGeom prst="rect">
                                       <a:avLst/>
@@ -780,6 +819,7 @@
                     </w:p>
                   </w:txbxContent>
                 </v:textbox>
+                <w10:wrap type="through" anchorx="margin"/>
               </v:shape>
             </w:pict>
           </mc:Fallback>
@@ -834,9 +874,9 @@
                                 <w:noProof/>
                               </w:rPr>
                               <w:drawing>
-                                <wp:inline distT="0" distB="0" distL="0" distR="0" wp14:anchorId="79DF3C8A" wp14:editId="78CA06AB">
-                                  <wp:extent cx="2923504" cy="1885835"/>
-                                  <wp:effectExtent l="0" t="0" r="0" b="635"/>
+                                <wp:inline distT="0" distB="0" distL="0" distR="0" wp14:anchorId="79DF3C8A" wp14:editId="215E5936">
+                                  <wp:extent cx="2669852" cy="1722214"/>
+                                  <wp:effectExtent l="0" t="0" r="0" b="0"/>
                                   <wp:docPr id="114" name="Grafik 114"/>
                                   <wp:cNvGraphicFramePr>
                                     <a:graphicFrameLocks xmlns:a="http://schemas.openxmlformats.org/drawingml/2006/main" noChangeAspect="1"/>
@@ -857,7 +897,7 @@
                                         <pic:spPr>
                                           <a:xfrm>
                                             <a:off x="0" y="0"/>
-                                            <a:ext cx="2968128" cy="1914620"/>
+                                            <a:ext cx="2669852" cy="1722214"/>
                                           </a:xfrm>
                                           <a:prstGeom prst="rect">
                                             <a:avLst/>
@@ -889,7 +929,7 @@
           </mc:Choice>
           <mc:Fallback>
             <w:pict>
-              <v:shape w14:anchorId="3537F728" id="Textfeld 113" o:spid="_x0000_s1028" type="#_x0000_t202" style="position:absolute;margin-left:-13.3pt;margin-top:31.05pt;width:248.95pt;height:156.65pt;z-index:251676672;visibility:visible;mso-wrap-style:square;mso-height-percent:0;mso-wrap-distance-left:9pt;mso-wrap-distance-top:0;mso-wrap-distance-right:9pt;mso-wrap-distance-bottom:0;mso-position-horizontal:absolute;mso-position-horizontal-relative:text;mso-position-vertical:absolute;mso-position-vertical-relative:text;mso-height-percent:0;mso-height-relative:margin;v-text-anchor:top" o:gfxdata="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" fillcolor="white [3201]" stroked="f" strokeweight=".5pt">
+              <v:shape w14:anchorId="3537F728" id="Textfeld 113" o:spid="_x0000_s1028" type="#_x0000_t202" style="position:absolute;left:0;text-align:left;margin-left:-13.3pt;margin-top:31.05pt;width:248.95pt;height:156.65pt;z-index:251676672;visibility:visible;mso-wrap-style:square;mso-height-percent:0;mso-wrap-distance-left:9pt;mso-wrap-distance-top:0;mso-wrap-distance-right:9pt;mso-wrap-distance-bottom:0;mso-position-horizontal:absolute;mso-position-horizontal-relative:text;mso-position-vertical:absolute;mso-position-vertical-relative:text;mso-height-percent:0;mso-height-relative:margin;v-text-anchor:top" o:gfxdata="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" fillcolor="white [3201]" stroked="f" strokeweight=".5pt">
                 <v:textbox>
                   <w:txbxContent>
                     <w:p>
@@ -898,9 +938,9 @@
                           <w:noProof/>
                         </w:rPr>
                         <w:drawing>
-                          <wp:inline distT="0" distB="0" distL="0" distR="0" wp14:anchorId="79DF3C8A" wp14:editId="78CA06AB">
-                            <wp:extent cx="2923504" cy="1885835"/>
-                            <wp:effectExtent l="0" t="0" r="0" b="635"/>
+                          <wp:inline distT="0" distB="0" distL="0" distR="0" wp14:anchorId="79DF3C8A" wp14:editId="215E5936">
+                            <wp:extent cx="2669852" cy="1722214"/>
+                            <wp:effectExtent l="0" t="0" r="0" b="0"/>
                             <wp:docPr id="114" name="Grafik 114"/>
                             <wp:cNvGraphicFramePr>
                               <a:graphicFrameLocks xmlns:a="http://schemas.openxmlformats.org/drawingml/2006/main" noChangeAspect="1"/>
@@ -921,7 +961,7 @@
                                   <pic:spPr>
                                     <a:xfrm>
                                       <a:off x="0" y="0"/>
-                                      <a:ext cx="2968128" cy="1914620"/>
+                                      <a:ext cx="2669852" cy="1722214"/>
                                     </a:xfrm>
                                     <a:prstGeom prst="rect">
                                       <a:avLst/>
@@ -1153,7 +1193,7 @@
           </mc:Choice>
           <mc:Fallback>
             <w:pict>
-              <v:shape w14:anchorId="7890876D" id="Textfeld 115" o:spid="_x0000_s1029" type="#_x0000_t202" style="position:absolute;margin-left:-9.75pt;margin-top:15.95pt;width:179.5pt;height:21.3pt;z-index:251677696;visibility:visible;mso-wrap-style:square;mso-wrap-distance-left:9pt;mso-wrap-distance-top:0;mso-wrap-distance-right:9pt;mso-wrap-distance-bottom:0;mso-position-horizontal:absolute;mso-position-horizontal-relative:text;mso-position-vertical:absolute;mso-position-vertical-relative:text;v-text-anchor:top" o:gfxdata="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" fillcolor="white [3201]" stroked="f" strokeweight=".5pt">
+              <v:shape w14:anchorId="7890876D" id="Textfeld 115" o:spid="_x0000_s1029" type="#_x0000_t202" style="position:absolute;margin-left:-9.75pt;margin-top:15.95pt;width:179.5pt;height:21.3pt;z-index:251677696;visibility:visible;mso-wrap-style:square;mso-wrap-distance-left:9pt;mso-wrap-distance-top:0;mso-wrap-distance-right:9pt;mso-wrap-distance-bottom:0;mso-position-horizontal:absolute;mso-position-horizontal-relative:text;mso-position-vertical:absolute;mso-position-vertical-relative:text;v-text-anchor:top" o:gfxdata="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" fillcolor="white [3201]" stroked="f" strokeweight=".5pt">
                 <v:textbox>
                   <w:txbxContent>
                     <w:p>
@@ -1482,7 +1522,7 @@
           </mc:Choice>
           <mc:Fallback>
             <w:pict>
-              <v:shape w14:anchorId="41F3C240" id="Text Box 208" o:spid="_x0000_s1030" type="#_x0000_t202" style="position:absolute;left:0;text-align:left;margin-left:-1.6pt;margin-top:27.7pt;width:469.5pt;height:110.05pt;z-index:251674624;visibility:visible;mso-wrap-style:square;mso-width-percent:0;mso-height-percent:0;mso-wrap-distance-left:9pt;mso-wrap-distance-top:0;mso-wrap-distance-right:9pt;mso-wrap-distance-bottom:0;mso-position-horizontal:absolute;mso-position-horizontal-relative:text;mso-position-vertical:absolute;mso-position-vertical-relative:text;mso-width-percent:0;mso-height-percent:0;mso-width-relative:page;mso-height-relative:page;v-text-anchor:top" o:gfxdata="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" stroked="f">
+              <v:shape w14:anchorId="41F3C240" id="Text Box 208" o:spid="_x0000_s1030" type="#_x0000_t202" style="position:absolute;left:0;text-align:left;margin-left:-1.6pt;margin-top:27.7pt;width:469.5pt;height:110.05pt;z-index:251674624;visibility:visible;mso-wrap-style:square;mso-width-percent:0;mso-height-percent:0;mso-wrap-distance-left:9pt;mso-wrap-distance-top:0;mso-wrap-distance-right:9pt;mso-wrap-distance-bottom:0;mso-position-horizontal:absolute;mso-position-horizontal-relative:text;mso-position-vertical:absolute;mso-position-vertical-relative:text;mso-width-percent:0;mso-height-percent:0;mso-width-relative:page;mso-height-relative:page;v-text-anchor:top" o:gfxdata="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" stroked="f">
                 <v:textbox>
                   <w:txbxContent>
                     <w:p>
@@ -1852,7 +1892,7 @@
           </mc:Choice>
           <mc:Fallback>
             <w:pict>
-              <v:shape w14:anchorId="4EC9823F" id="Text Box 209" o:spid="_x0000_s1031" type="#_x0000_t202" style="position:absolute;margin-left:-6.95pt;margin-top:29.25pt;width:136.8pt;height:26.9pt;z-index:251675648;visibility:visible;mso-wrap-style:square;mso-width-percent:0;mso-height-percent:0;mso-wrap-distance-left:9pt;mso-wrap-distance-top:0;mso-wrap-distance-right:9pt;mso-wrap-distance-bottom:0;mso-position-horizontal:absolute;mso-position-horizontal-relative:text;mso-position-vertical:absolute;mso-position-vertical-relative:text;mso-width-percent:0;mso-height-percent:0;mso-width-relative:page;mso-height-relative:page;v-text-anchor:top" o:gfxdata="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" filled="f" stroked="f">
+              <v:shape w14:anchorId="4EC9823F" id="Text Box 209" o:spid="_x0000_s1031" type="#_x0000_t202" style="position:absolute;margin-left:-6.95pt;margin-top:29.25pt;width:136.8pt;height:26.9pt;z-index:251675648;visibility:visible;mso-wrap-style:square;mso-width-percent:0;mso-height-percent:0;mso-wrap-distance-left:9pt;mso-wrap-distance-top:0;mso-wrap-distance-right:9pt;mso-wrap-distance-bottom:0;mso-position-horizontal:absolute;mso-position-horizontal-relative:text;mso-position-vertical:absolute;mso-position-vertical-relative:text;mso-width-percent:0;mso-height-percent:0;mso-width-relative:page;mso-height-relative:page;v-text-anchor:top" o:gfxdata="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" filled="f" stroked="f">
                 <v:textbox>
                   <w:txbxContent>
                     <w:p>
@@ -3127,7 +3167,7 @@
           </mc:Choice>
           <mc:Fallback>
             <w:pict>
-              <v:shape w14:anchorId="374E1599" id="Text Box 24" o:spid="_x0000_s1032" type="#_x0000_t202" style="position:absolute;left:0;text-align:left;margin-left:339.05pt;margin-top:31.6pt;width:59.65pt;height:31pt;z-index:251667456;visibility:visible;mso-wrap-style:square;mso-width-percent:0;mso-height-percent:0;mso-wrap-distance-left:9pt;mso-wrap-distance-top:0;mso-wrap-distance-right:9pt;mso-wrap-distance-bottom:0;mso-position-horizontal:absolute;mso-position-horizontal-relative:page;mso-position-vertical:absolute;mso-position-vertical-relative:text;mso-width-percent:0;mso-height-percent:0;mso-width-relative:page;mso-height-relative:page;v-text-anchor:top" o:gfxdata="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" filled="f" strokeweight=".17219mm">
+              <v:shape w14:anchorId="374E1599" id="Text Box 24" o:spid="_x0000_s1032" type="#_x0000_t202" style="position:absolute;left:0;text-align:left;margin-left:339.05pt;margin-top:31.6pt;width:59.65pt;height:31pt;z-index:251667456;visibility:visible;mso-wrap-style:square;mso-width-percent:0;mso-height-percent:0;mso-wrap-distance-left:9pt;mso-wrap-distance-top:0;mso-wrap-distance-right:9pt;mso-wrap-distance-bottom:0;mso-position-horizontal:absolute;mso-position-horizontal-relative:page;mso-position-vertical:absolute;mso-position-vertical-relative:text;mso-width-percent:0;mso-height-percent:0;mso-width-relative:page;mso-height-relative:page;v-text-anchor:top" o:gfxdata="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" filled="f" strokeweight=".17219mm">
                 <v:textbox inset="0,0,0,0">
                   <w:txbxContent>
                     <w:p>
@@ -3249,7 +3289,7 @@
           </mc:Choice>
           <mc:Fallback>
             <w:pict>
-              <v:shape w14:anchorId="499F5850" id="WordArt 23" o:spid="_x0000_s1033" type="#_x0000_t202" style="position:absolute;left:0;text-align:left;margin-left:318.35pt;margin-top:-40.45pt;width:104.35pt;height:20pt;rotation:-14;z-index:-251636736;visibility:visible;mso-wrap-style:square;mso-width-percent:0;mso-height-percent:0;mso-wrap-distance-left:9pt;mso-wrap-distance-top:0;mso-wrap-distance-right:9pt;mso-wrap-distance-bottom:0;mso-position-horizontal:absolute;mso-position-horizontal-relative:page;mso-position-vertical:absolute;mso-position-vertical-relative:text;mso-width-percent:0;mso-height-percent:0;mso-width-relative:page;mso-height-relative:page;v-text-anchor:top" o:gfxdata="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" filled="f" stroked="f">
+              <v:shape w14:anchorId="499F5850" id="WordArt 23" o:spid="_x0000_s1033" type="#_x0000_t202" style="position:absolute;left:0;text-align:left;margin-left:318.35pt;margin-top:-40.45pt;width:104.35pt;height:20pt;rotation:-14;z-index:-251636736;visibility:visible;mso-wrap-style:square;mso-width-percent:0;mso-height-percent:0;mso-wrap-distance-left:9pt;mso-wrap-distance-top:0;mso-wrap-distance-right:9pt;mso-wrap-distance-bottom:0;mso-position-horizontal:absolute;mso-position-horizontal-relative:page;mso-position-vertical:absolute;mso-position-vertical-relative:text;mso-width-percent:0;mso-height-percent:0;mso-width-relative:page;mso-height-relative:page;v-text-anchor:top" o:gfxdata="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" filled="f" stroked="f">
                 <v:stroke joinstyle="round"/>
                 <o:lock v:ext="edit" shapetype="t"/>
                 <v:textbox style="mso-fit-shape-to-text:t">
@@ -4213,7 +4253,7 @@
           </mc:Choice>
           <mc:Fallback>
             <w:pict>
-              <v:shape w14:anchorId="2BCB4A1E" id="Text Box 2" o:spid="_x0000_s1034" type="#_x0000_t202" style="position:absolute;left:0;text-align:left;margin-left:201.85pt;margin-top:17.3pt;width:8.8pt;height:16.8pt;z-index:251668480;visibility:visible;mso-wrap-style:square;mso-width-percent:0;mso-height-percent:0;mso-wrap-distance-left:9pt;mso-wrap-distance-top:0;mso-wrap-distance-right:9pt;mso-wrap-distance-bottom:0;mso-position-horizontal:absolute;mso-position-horizontal-relative:page;mso-position-vertical:absolute;mso-position-vertical-relative:text;mso-width-percent:0;mso-height-percent:0;mso-width-relative:page;mso-height-relative:page;v-text-anchor:top" o:gfxdata="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" filled="f" stroked="f">
+              <v:shape w14:anchorId="2BCB4A1E" id="Text Box 2" o:spid="_x0000_s1034" type="#_x0000_t202" style="position:absolute;left:0;text-align:left;margin-left:201.85pt;margin-top:17.3pt;width:8.8pt;height:16.8pt;z-index:251668480;visibility:visible;mso-wrap-style:square;mso-width-percent:0;mso-height-percent:0;mso-wrap-distance-left:9pt;mso-wrap-distance-top:0;mso-wrap-distance-right:9pt;mso-wrap-distance-bottom:0;mso-position-horizontal:absolute;mso-position-horizontal-relative:page;mso-position-vertical:absolute;mso-position-vertical-relative:text;mso-width-percent:0;mso-height-percent:0;mso-width-relative:page;mso-height-relative:page;v-text-anchor:top" o:gfxdata="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" filled="f" stroked="f">
                 <v:textbox inset="0,0,0,0">
                   <w:txbxContent>
                     <w:p>
@@ -4500,6 +4540,7 @@
         <w:t xml:space="preserve"> </w:t>
       </w:r>
       <w:proofErr w:type="spellStart"/>
+      <w:proofErr w:type="gramStart"/>
       <w:r>
         <w:rPr>
           <w:spacing w:val="-1"/>
@@ -4606,6 +4647,7 @@
         </w:rPr>
         <w:t>=</w:t>
       </w:r>
+      <w:proofErr w:type="gramEnd"/>
     </w:p>
     <w:p>
       <w:pPr>
@@ -4651,8 +4693,47 @@
 </w:document>
 </file>
 
+<file path=word/comments.xml><?xml version="1.0" encoding="utf-8"?>
+<w:comments xmlns:wpc="http://schemas.microsoft.com/office/word/2010/wordprocessingCanvas" xmlns:cx="http://schemas.microsoft.com/office/drawing/2014/chartex" xmlns:cx1="http://schemas.microsoft.com/office/drawing/2015/9/8/chartex" xmlns:cx2="http://schemas.microsoft.com/office/drawing/2015/10/21/chartex" xmlns:cx3="http://schemas.microsoft.com/office/drawing/2016/5/9/chartex" xmlns:cx4="http://schemas.microsoft.com/office/drawing/2016/5/10/chartex" xmlns:cx5="http://schemas.microsoft.com/office/drawing/2016/5/11/chartex" xmlns:cx6="http://schemas.microsoft.com/office/drawing/2016/5/12/chartex" xmlns:cx7="http://schemas.microsoft.com/office/drawing/2016/5/13/chartex" xmlns:cx8="http://schemas.microsoft.com/office/drawing/2016/5/14/chartex" xmlns:mc="http://schemas.openxmlformats.org/markup-compatibility/2006" xmlns:aink="http://schemas.microsoft.com/office/drawing/2016/ink" xmlns:am3d="http://schemas.microsoft.com/office/drawing/2017/model3d" xmlns:o="urn:schemas-microsoft-com:office:office" xmlns:oel="http://schemas.microsoft.com/office/2019/extlst" xmlns:r="http://schemas.openxmlformats.org/officeDocument/2006/relationships" xmlns:m="http://schemas.openxmlformats.org/officeDocument/2006/math" xmlns:v="urn:schemas-microsoft-com:vml" xmlns:wp14="http://schemas.microsoft.com/office/word/2010/wordprocessingDrawing" xmlns:wp="http://schemas.openxmlformats.org/drawingml/2006/wordprocessingDrawing" xmlns:w10="urn:schemas-microsoft-com:office:word" xmlns:w="http://schemas.openxmlformats.org/wordprocessingml/2006/main" xmlns:w14="http://schemas.microsoft.com/office/word/2010/wordml" xmlns:w15="http://schemas.microsoft.com/office/word/2012/wordml" xmlns:w16cex="http://schemas.microsoft.com/office/word/2018/wordml/cex" xmlns:w16cid="http://schemas.microsoft.com/office/word/2016/wordml/cid" xmlns:w16="http://schemas.microsoft.com/office/word/2018/wordml" xmlns:w16sdtdh="http://schemas.microsoft.com/office/word/2020/wordml/sdtdatahash" xmlns:w16se="http://schemas.microsoft.com/office/word/2015/wordml/symex" xmlns:wpg="http://schemas.microsoft.com/office/word/2010/wordprocessingGroup" xmlns:wpi="http://schemas.microsoft.com/office/word/2010/wordprocessingInk" xmlns:wne="http://schemas.microsoft.com/office/word/2006/wordml" xmlns:wps="http://schemas.microsoft.com/office/word/2010/wordprocessingShape" mc:Ignorable="w14 w15 w16se w16cid w16 w16cex w16sdtdh wp14">
+  <w:comment w:id="0" w:author="Müller, Maximilian | Wissensfabrik" w:date="2023-07-03T11:56:00Z" w:initials="MM">
+    <w:p>
+      <w:pPr>
+        <w:pStyle w:val="Kommentartext"/>
+      </w:pPr>
+      <w:r>
+        <w:rPr>
+          <w:rStyle w:val="Kommentarzeichen"/>
+        </w:rPr>
+        <w:annotationRef/>
+      </w:r>
+      <w:r>
+        <w:t>Zweite Seite: Seitenlayout stimmt nicht. Ich habe es nicht hinbekommen, das Layout anzupassen, ohne dass sich alles verschiebt bzw. alles auf eine Seite passt.</w:t>
+      </w:r>
+    </w:p>
+  </w:comment>
+</w:comments>
+</file>
+
+<file path=word/commentsExtended.xml><?xml version="1.0" encoding="utf-8"?>
+<w15:commentsEx xmlns:wpc="http://schemas.microsoft.com/office/word/2010/wordprocessingCanvas" xmlns:cx="http://schemas.microsoft.com/office/drawing/2014/chartex" xmlns:cx1="http://schemas.microsoft.com/office/drawing/2015/9/8/chartex" xmlns:cx2="http://schemas.microsoft.com/office/drawing/2015/10/21/chartex" xmlns:cx3="http://schemas.microsoft.com/office/drawing/2016/5/9/chartex" xmlns:cx4="http://schemas.microsoft.com/office/drawing/2016/5/10/chartex" xmlns:cx5="http://schemas.microsoft.com/office/drawing/2016/5/11/chartex" xmlns:cx6="http://schemas.microsoft.com/office/drawing/2016/5/12/chartex" xmlns:cx7="http://schemas.microsoft.com/office/drawing/2016/5/13/chartex" xmlns:cx8="http://schemas.microsoft.com/office/drawing/2016/5/14/chartex" xmlns:mc="http://schemas.openxmlformats.org/markup-compatibility/2006" xmlns:aink="http://schemas.microsoft.com/office/drawing/2016/ink" xmlns:am3d="http://schemas.microsoft.com/office/drawing/2017/model3d" xmlns:o="urn:schemas-microsoft-com:office:office" xmlns:oel="http://schemas.microsoft.com/office/2019/extlst" xmlns:r="http://schemas.openxmlformats.org/officeDocument/2006/relationships" xmlns:m="http://schemas.openxmlformats.org/officeDocument/2006/math" xmlns:v="urn:schemas-microsoft-com:vml" xmlns:wp14="http://schemas.microsoft.com/office/word/2010/wordprocessingDrawing" xmlns:wp="http://schemas.openxmlformats.org/drawingml/2006/wordprocessingDrawing" xmlns:w10="urn:schemas-microsoft-com:office:word" xmlns:w="http://schemas.openxmlformats.org/wordprocessingml/2006/main" xmlns:w14="http://schemas.microsoft.com/office/word/2010/wordml" xmlns:w15="http://schemas.microsoft.com/office/word/2012/wordml" xmlns:w16cex="http://schemas.microsoft.com/office/word/2018/wordml/cex" xmlns:w16cid="http://schemas.microsoft.com/office/word/2016/wordml/cid" xmlns:w16="http://schemas.microsoft.com/office/word/2018/wordml" xmlns:w16sdtdh="http://schemas.microsoft.com/office/word/2020/wordml/sdtdatahash" xmlns:w16se="http://schemas.microsoft.com/office/word/2015/wordml/symex" xmlns:wpg="http://schemas.microsoft.com/office/word/2010/wordprocessingGroup" xmlns:wpi="http://schemas.microsoft.com/office/word/2010/wordprocessingInk" xmlns:wne="http://schemas.microsoft.com/office/word/2006/wordml" xmlns:wps="http://schemas.microsoft.com/office/word/2010/wordprocessingShape" mc:Ignorable="w14 w15 w16se w16cid w16 w16cex w16sdtdh wp14">
+  <w15:commentEx w15:paraId="1CCD7293" w15:done="0"/>
+</w15:commentsEx>
+</file>
+
+<file path=word/commentsExtensible.xml><?xml version="1.0" encoding="utf-8"?>
+<w16cex:commentsExtensible xmlns:wpc="http://schemas.microsoft.com/office/word/2010/wordprocessingCanvas" xmlns:cx="http://schemas.microsoft.com/office/drawing/2014/chartex" xmlns:cx1="http://schemas.microsoft.com/office/drawing/2015/9/8/chartex" xmlns:cx2="http://schemas.microsoft.com/office/drawing/2015/10/21/chartex" xmlns:cx3="http://schemas.microsoft.com/office/drawing/2016/5/9/chartex" xmlns:cx4="http://schemas.microsoft.com/office/drawing/2016/5/10/chartex" xmlns:cx5="http://schemas.microsoft.com/office/drawing/2016/5/11/chartex" xmlns:cx6="http://schemas.microsoft.com/office/drawing/2016/5/12/chartex" xmlns:cx7="http://schemas.microsoft.com/office/drawing/2016/5/13/chartex" xmlns:cx8="http://schemas.microsoft.com/office/drawing/2016/5/14/chartex" xmlns:mc="http://schemas.openxmlformats.org/markup-compatibility/2006" xmlns:aink="http://schemas.microsoft.com/office/drawing/2016/ink" xmlns:am3d="http://schemas.microsoft.com/office/drawing/2017/model3d" xmlns:o="urn:schemas-microsoft-com:office:office" xmlns:oel="http://schemas.microsoft.com/office/2019/extlst" xmlns:r="http://schemas.openxmlformats.org/officeDocument/2006/relationships" xmlns:m="http://schemas.openxmlformats.org/officeDocument/2006/math" xmlns:v="urn:schemas-microsoft-com:vml" xmlns:wp14="http://schemas.microsoft.com/office/word/2010/wordprocessingDrawing" xmlns:wp="http://schemas.openxmlformats.org/drawingml/2006/wordprocessingDrawing" xmlns:w10="urn:schemas-microsoft-com:office:word" xmlns:w="http://schemas.openxmlformats.org/wordprocessingml/2006/main" xmlns:w14="http://schemas.microsoft.com/office/word/2010/wordml" xmlns:w15="http://schemas.microsoft.com/office/word/2012/wordml" xmlns:w16cex="http://schemas.microsoft.com/office/word/2018/wordml/cex" xmlns:w16cid="http://schemas.microsoft.com/office/word/2016/wordml/cid" xmlns:w16="http://schemas.microsoft.com/office/word/2018/wordml" xmlns:w16sdtdh="http://schemas.microsoft.com/office/word/2020/wordml/sdtdatahash" xmlns:w16se="http://schemas.microsoft.com/office/word/2015/wordml/symex" xmlns:wpg="http://schemas.microsoft.com/office/word/2010/wordprocessingGroup" xmlns:wpi="http://schemas.microsoft.com/office/word/2010/wordprocessingInk" xmlns:wne="http://schemas.microsoft.com/office/word/2006/wordml" xmlns:wps="http://schemas.microsoft.com/office/word/2010/wordprocessingShape" mc:Ignorable="w14 w15 w16se w16cid w16 w16cex w16sdtdh wp14">
+  <w16cex:commentExtensible w16cex:durableId="284D35EC" w16cex:dateUtc="2023-07-03T09:56:00Z"/>
+</w16cex:commentsExtensible>
+</file>
+
+<file path=word/commentsIds.xml><?xml version="1.0" encoding="utf-8"?>
+<w16cid:commentsIds xmlns:wpc="http://schemas.microsoft.com/office/word/2010/wordprocessingCanvas" xmlns:cx="http://schemas.microsoft.com/office/drawing/2014/chartex" xmlns:cx1="http://schemas.microsoft.com/office/drawing/2015/9/8/chartex" xmlns:cx2="http://schemas.microsoft.com/office/drawing/2015/10/21/chartex" xmlns:cx3="http://schemas.microsoft.com/office/drawing/2016/5/9/chartex" xmlns:cx4="http://schemas.microsoft.com/office/drawing/2016/5/10/chartex" xmlns:cx5="http://schemas.microsoft.com/office/drawing/2016/5/11/chartex" xmlns:cx6="http://schemas.microsoft.com/office/drawing/2016/5/12/chartex" xmlns:cx7="http://schemas.microsoft.com/office/drawing/2016/5/13/chartex" xmlns:cx8="http://schemas.microsoft.com/office/drawing/2016/5/14/chartex" xmlns:mc="http://schemas.openxmlformats.org/markup-compatibility/2006" xmlns:aink="http://schemas.microsoft.com/office/drawing/2016/ink" xmlns:am3d="http://schemas.microsoft.com/office/drawing/2017/model3d" xmlns:o="urn:schemas-microsoft-com:office:office" xmlns:oel="http://schemas.microsoft.com/office/2019/extlst" xmlns:r="http://schemas.openxmlformats.org/officeDocument/2006/relationships" xmlns:m="http://schemas.openxmlformats.org/officeDocument/2006/math" xmlns:v="urn:schemas-microsoft-com:vml" xmlns:wp14="http://schemas.microsoft.com/office/word/2010/wordprocessingDrawing" xmlns:wp="http://schemas.openxmlformats.org/drawingml/2006/wordprocessingDrawing" xmlns:w10="urn:schemas-microsoft-com:office:word" xmlns:w="http://schemas.openxmlformats.org/wordprocessingml/2006/main" xmlns:w14="http://schemas.microsoft.com/office/word/2010/wordml" xmlns:w15="http://schemas.microsoft.com/office/word/2012/wordml" xmlns:w16cex="http://schemas.microsoft.com/office/word/2018/wordml/cex" xmlns:w16cid="http://schemas.microsoft.com/office/word/2016/wordml/cid" xmlns:w16="http://schemas.microsoft.com/office/word/2018/wordml" xmlns:w16sdtdh="http://schemas.microsoft.com/office/word/2020/wordml/sdtdatahash" xmlns:w16se="http://schemas.microsoft.com/office/word/2015/wordml/symex" xmlns:wpg="http://schemas.microsoft.com/office/word/2010/wordprocessingGroup" xmlns:wpi="http://schemas.microsoft.com/office/word/2010/wordprocessingInk" xmlns:wne="http://schemas.microsoft.com/office/word/2006/wordml" xmlns:wps="http://schemas.microsoft.com/office/word/2010/wordprocessingShape" mc:Ignorable="w14 w15 w16se w16cid w16 w16cex w16sdtdh wp14">
+  <w16cid:commentId w16cid:paraId="1CCD7293" w16cid:durableId="284D35EC"/>
+</w16cid:commentsIds>
+</file>
+
 <file path=word/endnotes.xml><?xml version="1.0" encoding="utf-8"?>
-<w:endnotes xmlns:wpc="http://schemas.microsoft.com/office/word/2010/wordprocessingCanvas" xmlns:cx="http://schemas.microsoft.com/office/drawing/2014/chartex" xmlns:cx1="http://schemas.microsoft.com/office/drawing/2015/9/8/chartex" xmlns:cx2="http://schemas.microsoft.com/office/drawing/2015/10/21/chartex" xmlns:cx3="http://schemas.microsoft.com/office/drawing/2016/5/9/chartex" xmlns:cx4="http://schemas.microsoft.com/office/drawing/2016/5/10/chartex" xmlns:cx5="http://schemas.microsoft.com/office/drawing/2016/5/11/chartex" xmlns:cx6="http://schemas.microsoft.com/office/drawing/2016/5/12/chartex" xmlns:cx7="http://schemas.microsoft.com/office/drawing/2016/5/13/chartex" xmlns:cx8="http://schemas.microsoft.com/office/drawing/2016/5/14/chartex" xmlns:mc="http://schemas.openxmlformats.org/markup-compatibility/2006" xmlns:aink="http://schemas.microsoft.com/office/drawing/2016/ink" xmlns:am3d="http://schemas.microsoft.com/office/drawing/2017/model3d" xmlns:o="urn:schemas-microsoft-com:office:office" xmlns:r="http://schemas.openxmlformats.org/officeDocument/2006/relationships" xmlns:m="http://schemas.openxmlformats.org/officeDocument/2006/math" xmlns:v="urn:schemas-microsoft-com:vml" xmlns:wp14="http://schemas.microsoft.com/office/word/2010/wordprocessingDrawing" xmlns:wp="http://schemas.openxmlformats.org/drawingml/2006/wordprocessingDrawing" xmlns:w10="urn:schemas-microsoft-com:office:word" xmlns:w="http://schemas.openxmlformats.org/wordprocessingml/2006/main" xmlns:w14="http://schemas.microsoft.com/office/word/2010/wordml" xmlns:w15="http://schemas.microsoft.com/office/word/2012/wordml" xmlns:w16cex="http://schemas.microsoft.com/office/word/2018/wordml/cex" xmlns:w16cid="http://schemas.microsoft.com/office/word/2016/wordml/cid" xmlns:w16="http://schemas.microsoft.com/office/word/2018/wordml" xmlns:w16sdtdh="http://schemas.microsoft.com/office/word/2020/wordml/sdtdatahash" xmlns:w16se="http://schemas.microsoft.com/office/word/2015/wordml/symex" xmlns:wpg="http://schemas.microsoft.com/office/word/2010/wordprocessingGroup" xmlns:wpi="http://schemas.microsoft.com/office/word/2010/wordprocessingInk" xmlns:wne="http://schemas.microsoft.com/office/word/2006/wordml" xmlns:wps="http://schemas.microsoft.com/office/word/2010/wordprocessingShape" mc:Ignorable="w14 w15 w16se w16cid w16 w16cex w16sdtdh wp14">
+<w:endnotes xmlns:wpc="http://schemas.microsoft.com/office/word/2010/wordprocessingCanvas" xmlns:cx="http://schemas.microsoft.com/office/drawing/2014/chartex" xmlns:cx1="http://schemas.microsoft.com/office/drawing/2015/9/8/chartex" xmlns:cx2="http://schemas.microsoft.com/office/drawing/2015/10/21/chartex" xmlns:cx3="http://schemas.microsoft.com/office/drawing/2016/5/9/chartex" xmlns:cx4="http://schemas.microsoft.com/office/drawing/2016/5/10/chartex" xmlns:cx5="http://schemas.microsoft.com/office/drawing/2016/5/11/chartex" xmlns:cx6="http://schemas.microsoft.com/office/drawing/2016/5/12/chartex" xmlns:cx7="http://schemas.microsoft.com/office/drawing/2016/5/13/chartex" xmlns:cx8="http://schemas.microsoft.com/office/drawing/2016/5/14/chartex" xmlns:mc="http://schemas.openxmlformats.org/markup-compatibility/2006" xmlns:aink="http://schemas.microsoft.com/office/drawing/2016/ink" xmlns:am3d="http://schemas.microsoft.com/office/drawing/2017/model3d" xmlns:o="urn:schemas-microsoft-com:office:office" xmlns:oel="http://schemas.microsoft.com/office/2019/extlst" xmlns:r="http://schemas.openxmlformats.org/officeDocument/2006/relationships" xmlns:m="http://schemas.openxmlformats.org/officeDocument/2006/math" xmlns:v="urn:schemas-microsoft-com:vml" xmlns:wp14="http://schemas.microsoft.com/office/word/2010/wordprocessingDrawing" xmlns:wp="http://schemas.openxmlformats.org/drawingml/2006/wordprocessingDrawing" xmlns:w10="urn:schemas-microsoft-com:office:word" xmlns:w="http://schemas.openxmlformats.org/wordprocessingml/2006/main" xmlns:w14="http://schemas.microsoft.com/office/word/2010/wordml" xmlns:w15="http://schemas.microsoft.com/office/word/2012/wordml" xmlns:w16cex="http://schemas.microsoft.com/office/word/2018/wordml/cex" xmlns:w16cid="http://schemas.microsoft.com/office/word/2016/wordml/cid" xmlns:w16="http://schemas.microsoft.com/office/word/2018/wordml" xmlns:w16sdtdh="http://schemas.microsoft.com/office/word/2020/wordml/sdtdatahash" xmlns:w16se="http://schemas.microsoft.com/office/word/2015/wordml/symex" xmlns:wpg="http://schemas.microsoft.com/office/word/2010/wordprocessingGroup" xmlns:wpi="http://schemas.microsoft.com/office/word/2010/wordprocessingInk" xmlns:wne="http://schemas.microsoft.com/office/word/2006/wordml" xmlns:wps="http://schemas.microsoft.com/office/word/2010/wordprocessingShape" mc:Ignorable="w14 w15 w16se w16cid w16 w16cex w16sdtdh wp14">
   <w:endnote w:type="separator" w:id="-1">
     <w:p>
       <w:r>
@@ -4671,22 +4752,156 @@
 </file>
 
 <file path=word/footer1.xml><?xml version="1.0" encoding="utf-8"?>
-<w:ftr xmlns:wpc="http://schemas.microsoft.com/office/word/2010/wordprocessingCanvas" xmlns:cx="http://schemas.microsoft.com/office/drawing/2014/chartex" xmlns:cx1="http://schemas.microsoft.com/office/drawing/2015/9/8/chartex" xmlns:cx2="http://schemas.microsoft.com/office/drawing/2015/10/21/chartex" xmlns:cx3="http://schemas.microsoft.com/office/drawing/2016/5/9/chartex" xmlns:cx4="http://schemas.microsoft.com/office/drawing/2016/5/10/chartex" xmlns:cx5="http://schemas.microsoft.com/office/drawing/2016/5/11/chartex" xmlns:cx6="http://schemas.microsoft.com/office/drawing/2016/5/12/chartex" xmlns:cx7="http://schemas.microsoft.com/office/drawing/2016/5/13/chartex" xmlns:cx8="http://schemas.microsoft.com/office/drawing/2016/5/14/chartex" xmlns:mc="http://schemas.openxmlformats.org/markup-compatibility/2006" xmlns:aink="http://schemas.microsoft.com/office/drawing/2016/ink" xmlns:am3d="http://schemas.microsoft.com/office/drawing/2017/model3d" xmlns:o="urn:schemas-microsoft-com:office:office" xmlns:r="http://schemas.openxmlformats.org/officeDocument/2006/relationships" xmlns:m="http://schemas.openxmlformats.org/officeDocument/2006/math" xmlns:v="urn:schemas-microsoft-com:vml" xmlns:wp14="http://schemas.microsoft.com/office/word/2010/wordprocessingDrawing" xmlns:wp="http://schemas.openxmlformats.org/drawingml/2006/wordprocessingDrawing" xmlns:w10="urn:schemas-microsoft-com:office:word" xmlns:w="http://schemas.openxmlformats.org/wordprocessingml/2006/main" xmlns:w14="http://schemas.microsoft.com/office/word/2010/wordml" xmlns:w15="http://schemas.microsoft.com/office/word/2012/wordml" xmlns:w16cex="http://schemas.microsoft.com/office/word/2018/wordml/cex" xmlns:w16cid="http://schemas.microsoft.com/office/word/2016/wordml/cid" xmlns:w16="http://schemas.microsoft.com/office/word/2018/wordml" xmlns:w16sdtdh="http://schemas.microsoft.com/office/word/2020/wordml/sdtdatahash" xmlns:w16se="http://schemas.microsoft.com/office/word/2015/wordml/symex" xmlns:wpg="http://schemas.microsoft.com/office/word/2010/wordprocessingGroup" xmlns:wpi="http://schemas.microsoft.com/office/word/2010/wordprocessingInk" xmlns:wne="http://schemas.microsoft.com/office/word/2006/wordml" xmlns:wps="http://schemas.microsoft.com/office/word/2010/wordprocessingShape" mc:Ignorable="w14 w15 w16se w16cid w16 w16cex w16sdtdh wp14">
-  <w:p>
-    <w:pPr>
-      <w:pStyle w:val="Fuzeile"/>
-    </w:pPr>
-  </w:p>
-</w:ftr>
-</file>
-
-<file path=word/footer2.xml><?xml version="1.0" encoding="utf-8"?>
-<w:ftr xmlns:wpc="http://schemas.microsoft.com/office/word/2010/wordprocessingCanvas" xmlns:cx="http://schemas.microsoft.com/office/drawing/2014/chartex" xmlns:cx1="http://schemas.microsoft.com/office/drawing/2015/9/8/chartex" xmlns:cx2="http://schemas.microsoft.com/office/drawing/2015/10/21/chartex" xmlns:cx3="http://schemas.microsoft.com/office/drawing/2016/5/9/chartex" xmlns:cx4="http://schemas.microsoft.com/office/drawing/2016/5/10/chartex" xmlns:cx5="http://schemas.microsoft.com/office/drawing/2016/5/11/chartex" xmlns:cx6="http://schemas.microsoft.com/office/drawing/2016/5/12/chartex" xmlns:cx7="http://schemas.microsoft.com/office/drawing/2016/5/13/chartex" xmlns:cx8="http://schemas.microsoft.com/office/drawing/2016/5/14/chartex" xmlns:mc="http://schemas.openxmlformats.org/markup-compatibility/2006" xmlns:aink="http://schemas.microsoft.com/office/drawing/2016/ink" xmlns:am3d="http://schemas.microsoft.com/office/drawing/2017/model3d" xmlns:o="urn:schemas-microsoft-com:office:office" xmlns:r="http://schemas.openxmlformats.org/officeDocument/2006/relationships" xmlns:m="http://schemas.openxmlformats.org/officeDocument/2006/math" xmlns:v="urn:schemas-microsoft-com:vml" xmlns:wp14="http://schemas.microsoft.com/office/word/2010/wordprocessingDrawing" xmlns:wp="http://schemas.openxmlformats.org/drawingml/2006/wordprocessingDrawing" xmlns:w10="urn:schemas-microsoft-com:office:word" xmlns:w="http://schemas.openxmlformats.org/wordprocessingml/2006/main" xmlns:w14="http://schemas.microsoft.com/office/word/2010/wordml" xmlns:w15="http://schemas.microsoft.com/office/word/2012/wordml" xmlns:w16cex="http://schemas.microsoft.com/office/word/2018/wordml/cex" xmlns:w16cid="http://schemas.microsoft.com/office/word/2016/wordml/cid" xmlns:w16="http://schemas.microsoft.com/office/word/2018/wordml" xmlns:w16sdtdh="http://schemas.microsoft.com/office/word/2020/wordml/sdtdatahash" xmlns:w16se="http://schemas.microsoft.com/office/word/2015/wordml/symex" xmlns:wpg="http://schemas.microsoft.com/office/word/2010/wordprocessingGroup" xmlns:wpi="http://schemas.microsoft.com/office/word/2010/wordprocessingInk" xmlns:wne="http://schemas.microsoft.com/office/word/2006/wordml" xmlns:wps="http://schemas.microsoft.com/office/word/2010/wordprocessingShape" mc:Ignorable="w14 w15 w16se w16cid w16 w16cex w16sdtdh wp14">
+<w:ftr xmlns:wpc="http://schemas.microsoft.com/office/word/2010/wordprocessingCanvas" xmlns:cx="http://schemas.microsoft.com/office/drawing/2014/chartex" xmlns:cx1="http://schemas.microsoft.com/office/drawing/2015/9/8/chartex" xmlns:cx2="http://schemas.microsoft.com/office/drawing/2015/10/21/chartex" xmlns:cx3="http://schemas.microsoft.com/office/drawing/2016/5/9/chartex" xmlns:cx4="http://schemas.microsoft.com/office/drawing/2016/5/10/chartex" xmlns:cx5="http://schemas.microsoft.com/office/drawing/2016/5/11/chartex" xmlns:cx6="http://schemas.microsoft.com/office/drawing/2016/5/12/chartex" xmlns:cx7="http://schemas.microsoft.com/office/drawing/2016/5/13/chartex" xmlns:cx8="http://schemas.microsoft.com/office/drawing/2016/5/14/chartex" xmlns:mc="http://schemas.openxmlformats.org/markup-compatibility/2006" xmlns:aink="http://schemas.microsoft.com/office/drawing/2016/ink" xmlns:am3d="http://schemas.microsoft.com/office/drawing/2017/model3d" xmlns:o="urn:schemas-microsoft-com:office:office" xmlns:oel="http://schemas.microsoft.com/office/2019/extlst" xmlns:r="http://schemas.openxmlformats.org/officeDocument/2006/relationships" xmlns:m="http://schemas.openxmlformats.org/officeDocument/2006/math" xmlns:v="urn:schemas-microsoft-com:vml" xmlns:wp14="http://schemas.microsoft.com/office/word/2010/wordprocessingDrawing" xmlns:wp="http://schemas.openxmlformats.org/drawingml/2006/wordprocessingDrawing" xmlns:w10="urn:schemas-microsoft-com:office:word" xmlns:w="http://schemas.openxmlformats.org/wordprocessingml/2006/main" xmlns:w14="http://schemas.microsoft.com/office/word/2010/wordml" xmlns:w15="http://schemas.microsoft.com/office/word/2012/wordml" xmlns:w16cex="http://schemas.microsoft.com/office/word/2018/wordml/cex" xmlns:w16cid="http://schemas.microsoft.com/office/word/2016/wordml/cid" xmlns:w16="http://schemas.microsoft.com/office/word/2018/wordml" xmlns:w16sdtdh="http://schemas.microsoft.com/office/word/2020/wordml/sdtdatahash" xmlns:w16se="http://schemas.microsoft.com/office/word/2015/wordml/symex" xmlns:wpg="http://schemas.microsoft.com/office/word/2010/wordprocessingGroup" xmlns:wpi="http://schemas.microsoft.com/office/word/2010/wordprocessingInk" xmlns:wne="http://schemas.microsoft.com/office/word/2006/wordml" xmlns:wps="http://schemas.microsoft.com/office/word/2010/wordprocessingShape" mc:Ignorable="w14 w15 w16se w16cid w16 w16cex w16sdtdh wp14">
   <w:p>
     <w:pPr>
       <w:pStyle w:val="Textkrper"/>
       <w:spacing w:line="14" w:lineRule="auto"/>
     </w:pPr>
+    <w:r>
+      <w:rPr>
+        <w:noProof/>
+      </w:rPr>
+      <mc:AlternateContent>
+        <mc:Choice Requires="wps">
+          <w:drawing>
+            <wp:anchor distT="0" distB="0" distL="114300" distR="114300" simplePos="0" relativeHeight="503300600" behindDoc="1" locked="0" layoutInCell="1" allowOverlap="1" wp14:anchorId="2E75F81B" wp14:editId="65B6F9F8">
+              <wp:simplePos x="0" y="0"/>
+              <wp:positionH relativeFrom="margin">
+                <wp:align>left</wp:align>
+              </wp:positionH>
+              <wp:positionV relativeFrom="page">
+                <wp:posOffset>10372550</wp:posOffset>
+              </wp:positionV>
+              <wp:extent cx="3938091" cy="153670"/>
+              <wp:effectExtent l="0" t="0" r="5715" b="17780"/>
+              <wp:wrapNone/>
+              <wp:docPr id="24" name="Text Box 2"/>
+              <wp:cNvGraphicFramePr>
+                <a:graphicFrameLocks xmlns:a="http://schemas.openxmlformats.org/drawingml/2006/main"/>
+              </wp:cNvGraphicFramePr>
+              <a:graphic xmlns:a="http://schemas.openxmlformats.org/drawingml/2006/main">
+                <a:graphicData uri="http://schemas.microsoft.com/office/word/2010/wordprocessingShape">
+                  <wps:wsp>
+                    <wps:cNvSpPr txBox="1">
+                      <a:spLocks noChangeArrowheads="1"/>
+                    </wps:cNvSpPr>
+                    <wps:spPr bwMode="auto">
+                      <a:xfrm>
+                        <a:off x="0" y="0"/>
+                        <a:ext cx="3938091" cy="153670"/>
+                      </a:xfrm>
+                      <a:prstGeom prst="rect">
+                        <a:avLst/>
+                      </a:prstGeom>
+                      <a:noFill/>
+                      <a:ln>
+                        <a:noFill/>
+                      </a:ln>
+                      <a:extLst>
+                        <a:ext uri="{909E8E84-426E-40DD-AFC4-6F175D3DCCD1}">
+                          <a14:hiddenFill xmlns:a14="http://schemas.microsoft.com/office/drawing/2010/main">
+                            <a:solidFill>
+                              <a:srgbClr val="FFFFFF"/>
+                            </a:solidFill>
+                          </a14:hiddenFill>
+                        </a:ext>
+                        <a:ext uri="{91240B29-F687-4F45-9708-019B960494DF}">
+                          <a14:hiddenLine xmlns:a14="http://schemas.microsoft.com/office/drawing/2010/main" w="9525">
+                            <a:solidFill>
+                              <a:srgbClr val="000000"/>
+                            </a:solidFill>
+                            <a:miter lim="800000"/>
+                            <a:headEnd/>
+                            <a:tailEnd/>
+                          </a14:hiddenLine>
+                        </a:ext>
+                      </a:extLst>
+                    </wps:spPr>
+                    <wps:txbx>
+                      <w:txbxContent>
+                        <w:p>
+                          <w:pPr>
+                            <w:spacing w:before="14"/>
+                            <w:ind w:left="20"/>
+                            <w:rPr>
+                              <w:sz w:val="18"/>
+                              <w:lang w:val="de-DE"/>
+                            </w:rPr>
+                          </w:pPr>
+                          <w:r>
+                            <w:rPr>
+                              <w:sz w:val="18"/>
+                              <w:lang w:val="de-DE"/>
+                            </w:rPr>
+                            <w:t xml:space="preserve">Modul KI-B4 – Von Daten und Bäumen   zuletzt aktualisiert am </w:t>
+                          </w:r>
+                          <w:r>
+                            <w:rPr>
+                              <w:sz w:val="18"/>
+                              <w:lang w:val="de-DE"/>
+                            </w:rPr>
+                            <w:t>03.07.2023</w:t>
+                          </w:r>
+                        </w:p>
+                      </w:txbxContent>
+                    </wps:txbx>
+                    <wps:bodyPr rot="0" vert="horz" wrap="square" lIns="0" tIns="0" rIns="0" bIns="0" anchor="t" anchorCtr="0" upright="1">
+                      <a:noAutofit/>
+                    </wps:bodyPr>
+                  </wps:wsp>
+                </a:graphicData>
+              </a:graphic>
+              <wp14:sizeRelH relativeFrom="page">
+                <wp14:pctWidth>0</wp14:pctWidth>
+              </wp14:sizeRelH>
+              <wp14:sizeRelV relativeFrom="page">
+                <wp14:pctHeight>0</wp14:pctHeight>
+              </wp14:sizeRelV>
+            </wp:anchor>
+          </w:drawing>
+        </mc:Choice>
+        <mc:Fallback>
+          <w:pict>
+            <v:shapetype w14:anchorId="2E75F81B" id="_x0000_t202" coordsize="21600,21600" o:spt="202" path="m,l,21600r21600,l21600,xe">
+              <v:stroke joinstyle="miter"/>
+              <v:path gradientshapeok="t" o:connecttype="rect"/>
+            </v:shapetype>
+            <v:shape id="_x0000_s1036" type="#_x0000_t202" style="position:absolute;margin-left:0;margin-top:816.75pt;width:310.1pt;height:12.1pt;z-index:-15880;visibility:visible;mso-wrap-style:square;mso-width-percent:0;mso-height-percent:0;mso-wrap-distance-left:9pt;mso-wrap-distance-top:0;mso-wrap-distance-right:9pt;mso-wrap-distance-bottom:0;mso-position-horizontal:left;mso-position-horizontal-relative:margin;mso-position-vertical:absolute;mso-position-vertical-relative:page;mso-width-percent:0;mso-height-percent:0;mso-width-relative:page;mso-height-relative:page;v-text-anchor:top" o:gfxdata="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" filled="f" stroked="f">
+              <v:textbox inset="0,0,0,0">
+                <w:txbxContent>
+                  <w:p>
+                    <w:pPr>
+                      <w:spacing w:before="14"/>
+                      <w:ind w:left="20"/>
+                      <w:rPr>
+                        <w:sz w:val="18"/>
+                        <w:lang w:val="de-DE"/>
+                      </w:rPr>
+                    </w:pPr>
+                    <w:r>
+                      <w:rPr>
+                        <w:sz w:val="18"/>
+                        <w:lang w:val="de-DE"/>
+                      </w:rPr>
+                      <w:t xml:space="preserve">Modul KI-B4 – Von Daten und Bäumen   zuletzt aktualisiert am </w:t>
+                    </w:r>
+                    <w:r>
+                      <w:rPr>
+                        <w:sz w:val="18"/>
+                        <w:lang w:val="de-DE"/>
+                      </w:rPr>
+                      <w:t>03.07.2023</w:t>
+                    </w:r>
+                  </w:p>
+                </w:txbxContent>
+              </v:textbox>
+              <w10:wrap anchorx="margin" anchory="page"/>
+            </v:shape>
+          </w:pict>
+        </mc:Fallback>
+      </mc:AlternateContent>
+    </w:r>
     <w:r>
       <w:rPr>
         <w:noProof/>
@@ -4945,7 +5160,25 @@
                               <w:sz w:val="14"/>
                               <w:szCs w:val="14"/>
                             </w:rPr>
-                            <w:t xml:space="preserve"> (CC-BY-NC, Seegerer &amp; Lindner)</w:t>
+                            <w:t xml:space="preserve"> (CC-BY-NC, </w:t>
+                          </w:r>
+                          <w:proofErr w:type="spellStart"/>
+                          <w:r>
+                            <w:rPr>
+                              <w:color w:val="A7A7A7"/>
+                              <w:sz w:val="14"/>
+                              <w:szCs w:val="14"/>
+                            </w:rPr>
+                            <w:t>Seegerer</w:t>
+                          </w:r>
+                          <w:proofErr w:type="spellEnd"/>
+                          <w:r>
+                            <w:rPr>
+                              <w:color w:val="A7A7A7"/>
+                              <w:sz w:val="14"/>
+                              <w:szCs w:val="14"/>
+                            </w:rPr>
+                            <w:t xml:space="preserve"> &amp; Lindner)</w:t>
                           </w:r>
                         </w:p>
                       </w:txbxContent>
@@ -4961,7 +5194,7 @@
         </mc:Choice>
         <mc:Fallback>
           <w:pict>
-            <v:rect w14:anchorId="0A79C00B" id="Rechteck 4" o:spid="_x0000_s1036" style="position:absolute;margin-left:346pt;margin-top:-270.75pt;width:314.15pt;height:38.25pt;rotation:-5898242fd;z-index:503308816;visibility:visible;mso-wrap-style:square;mso-wrap-distance-left:9pt;mso-wrap-distance-top:0;mso-wrap-distance-right:9pt;mso-wrap-distance-bottom:0;mso-position-horizontal:absolute;mso-position-horizontal-relative:text;mso-position-vertical:absolute;mso-position-vertical-relative:text;v-text-anchor:top" o:gfxdata="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" stroked="f">
+            <v:rect w14:anchorId="0A79C00B" id="Rechteck 4" o:spid="_x0000_s1037" style="position:absolute;margin-left:346pt;margin-top:-270.75pt;width:314.15pt;height:38.25pt;rotation:-5898242fd;z-index:503308816;visibility:visible;mso-wrap-style:square;mso-wrap-distance-left:9pt;mso-wrap-distance-top:0;mso-wrap-distance-right:9pt;mso-wrap-distance-bottom:0;mso-position-horizontal:absolute;mso-position-horizontal-relative:text;mso-position-vertical:absolute;mso-position-vertical-relative:text;v-text-anchor:top" o:gfxdata="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" stroked="f">
               <v:textbox>
                 <w:txbxContent>
                   <w:p>
@@ -5177,7 +5410,25 @@
                         <w:sz w:val="14"/>
                         <w:szCs w:val="14"/>
                       </w:rPr>
-                      <w:t xml:space="preserve"> (CC-BY-NC, Seegerer &amp; Lindner)</w:t>
+                      <w:t xml:space="preserve"> (CC-BY-NC, </w:t>
+                    </w:r>
+                    <w:proofErr w:type="spellStart"/>
+                    <w:r>
+                      <w:rPr>
+                        <w:color w:val="A7A7A7"/>
+                        <w:sz w:val="14"/>
+                        <w:szCs w:val="14"/>
+                      </w:rPr>
+                      <w:t>Seegerer</w:t>
+                    </w:r>
+                    <w:proofErr w:type="spellEnd"/>
+                    <w:r>
+                      <w:rPr>
+                        <w:color w:val="A7A7A7"/>
+                        <w:sz w:val="14"/>
+                        <w:szCs w:val="14"/>
+                      </w:rPr>
+                      <w:t xml:space="preserve"> &amp; Lindner)</w:t>
                     </w:r>
                   </w:p>
                 </w:txbxContent>
@@ -5250,7 +5501,7 @@
       <mc:AlternateContent>
         <mc:Choice Requires="wps">
           <w:drawing>
-            <wp:anchor distT="0" distB="0" distL="114300" distR="114300" simplePos="0" relativeHeight="503300576" behindDoc="1" locked="0" layoutInCell="1" allowOverlap="1" wp14:anchorId="1A4D9C68" wp14:editId="4711247A">
+            <wp:anchor distT="0" distB="0" distL="114300" distR="114300" simplePos="0" relativeHeight="503300576" behindDoc="1" locked="0" layoutInCell="1" allowOverlap="1" wp14:anchorId="1A4D9C68" wp14:editId="0207FF58">
               <wp:simplePos x="0" y="0"/>
               <wp:positionH relativeFrom="page">
                 <wp:posOffset>979170</wp:posOffset>
@@ -5311,139 +5562,9 @@
         </mc:Choice>
         <mc:Fallback>
           <w:pict>
-            <v:line w14:anchorId="1F2A74B4" id="Line 3" o:spid="_x0000_s1026" style="position:absolute;z-index:-15904;visibility:visible;mso-wrap-style:square;mso-width-percent:0;mso-height-percent:0;mso-wrap-distance-left:9pt;mso-wrap-distance-top:0;mso-wrap-distance-right:9pt;mso-wrap-distance-bottom:0;mso-position-horizontal:absolute;mso-position-horizontal-relative:page;mso-position-vertical:absolute;mso-position-vertical-relative:page;mso-width-percent:0;mso-height-percent:0;mso-width-relative:page;mso-height-relative:page" from="77.1pt,808.35pt" to="518.35pt,808.35pt" o:gfxdata="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" strokecolor="#b3c7a3" strokeweight="2.5pt">
+            <v:line w14:anchorId="6B9FFFAC" id="Line 3" o:spid="_x0000_s1026" style="position:absolute;z-index:-15904;visibility:visible;mso-wrap-style:square;mso-width-percent:0;mso-height-percent:0;mso-wrap-distance-left:9pt;mso-wrap-distance-top:0;mso-wrap-distance-right:9pt;mso-wrap-distance-bottom:0;mso-position-horizontal:absolute;mso-position-horizontal-relative:page;mso-position-vertical:absolute;mso-position-vertical-relative:page;mso-width-percent:0;mso-height-percent:0;mso-width-relative:page;mso-height-relative:page" from="77.1pt,808.35pt" to="518.35pt,808.35pt" o:gfxdata="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" strokecolor="#b3c7a3" strokeweight="2.5pt">
               <w10:wrap anchorx="page" anchory="page"/>
             </v:line>
-          </w:pict>
-        </mc:Fallback>
-      </mc:AlternateContent>
-    </w:r>
-    <w:r>
-      <w:rPr>
-        <w:noProof/>
-      </w:rPr>
-      <mc:AlternateContent>
-        <mc:Choice Requires="wps">
-          <w:drawing>
-            <wp:anchor distT="0" distB="0" distL="114300" distR="114300" simplePos="0" relativeHeight="503300600" behindDoc="1" locked="0" layoutInCell="1" allowOverlap="1" wp14:anchorId="2E75F81B" wp14:editId="25944FBA">
-              <wp:simplePos x="0" y="0"/>
-              <wp:positionH relativeFrom="page">
-                <wp:posOffset>970280</wp:posOffset>
-              </wp:positionH>
-              <wp:positionV relativeFrom="page">
-                <wp:posOffset>10371455</wp:posOffset>
-              </wp:positionV>
-              <wp:extent cx="3682365" cy="153670"/>
-              <wp:effectExtent l="0" t="0" r="0" b="0"/>
-              <wp:wrapNone/>
-              <wp:docPr id="24" name="Text Box 2"/>
-              <wp:cNvGraphicFramePr>
-                <a:graphicFrameLocks xmlns:a="http://schemas.openxmlformats.org/drawingml/2006/main"/>
-              </wp:cNvGraphicFramePr>
-              <a:graphic xmlns:a="http://schemas.openxmlformats.org/drawingml/2006/main">
-                <a:graphicData uri="http://schemas.microsoft.com/office/word/2010/wordprocessingShape">
-                  <wps:wsp>
-                    <wps:cNvSpPr txBox="1">
-                      <a:spLocks noChangeArrowheads="1"/>
-                    </wps:cNvSpPr>
-                    <wps:spPr bwMode="auto">
-                      <a:xfrm>
-                        <a:off x="0" y="0"/>
-                        <a:ext cx="3682365" cy="153670"/>
-                      </a:xfrm>
-                      <a:prstGeom prst="rect">
-                        <a:avLst/>
-                      </a:prstGeom>
-                      <a:noFill/>
-                      <a:ln>
-                        <a:noFill/>
-                      </a:ln>
-                      <a:extLst>
-                        <a:ext uri="{909E8E84-426E-40DD-AFC4-6F175D3DCCD1}">
-                          <a14:hiddenFill xmlns:a14="http://schemas.microsoft.com/office/drawing/2010/main">
-                            <a:solidFill>
-                              <a:srgbClr val="FFFFFF"/>
-                            </a:solidFill>
-                          </a14:hiddenFill>
-                        </a:ext>
-                        <a:ext uri="{91240B29-F687-4F45-9708-019B960494DF}">
-                          <a14:hiddenLine xmlns:a14="http://schemas.microsoft.com/office/drawing/2010/main" w="9525">
-                            <a:solidFill>
-                              <a:srgbClr val="000000"/>
-                            </a:solidFill>
-                            <a:miter lim="800000"/>
-                            <a:headEnd/>
-                            <a:tailEnd/>
-                          </a14:hiddenLine>
-                        </a:ext>
-                      </a:extLst>
-                    </wps:spPr>
-                    <wps:txbx>
-                      <w:txbxContent>
-                        <w:p>
-                          <w:pPr>
-                            <w:spacing w:before="14"/>
-                            <w:ind w:left="20"/>
-                            <w:rPr>
-                              <w:sz w:val="18"/>
-                              <w:lang w:val="de-DE"/>
-                            </w:rPr>
-                          </w:pPr>
-                          <w:r>
-                            <w:rPr>
-                              <w:sz w:val="18"/>
-                              <w:lang w:val="de-DE"/>
-                            </w:rPr>
-                            <w:t>Modul KI-B4 – Von Daten und Bäumen   zuletzt aktualisiert am 25.06.21</w:t>
-                          </w:r>
-                        </w:p>
-                      </w:txbxContent>
-                    </wps:txbx>
-                    <wps:bodyPr rot="0" vert="horz" wrap="square" lIns="0" tIns="0" rIns="0" bIns="0" anchor="t" anchorCtr="0" upright="1">
-                      <a:noAutofit/>
-                    </wps:bodyPr>
-                  </wps:wsp>
-                </a:graphicData>
-              </a:graphic>
-              <wp14:sizeRelH relativeFrom="page">
-                <wp14:pctWidth>0</wp14:pctWidth>
-              </wp14:sizeRelH>
-              <wp14:sizeRelV relativeFrom="page">
-                <wp14:pctHeight>0</wp14:pctHeight>
-              </wp14:sizeRelV>
-            </wp:anchor>
-          </w:drawing>
-        </mc:Choice>
-        <mc:Fallback>
-          <w:pict>
-            <v:shapetype w14:anchorId="2E75F81B" id="_x0000_t202" coordsize="21600,21600" o:spt="202" path="m,l,21600r21600,l21600,xe">
-              <v:stroke joinstyle="miter"/>
-              <v:path gradientshapeok="t" o:connecttype="rect"/>
-            </v:shapetype>
-            <v:shape id="_x0000_s1037" type="#_x0000_t202" style="position:absolute;margin-left:76.4pt;margin-top:816.65pt;width:289.95pt;height:12.1pt;z-index:-15880;visibility:visible;mso-wrap-style:square;mso-width-percent:0;mso-height-percent:0;mso-wrap-distance-left:9pt;mso-wrap-distance-top:0;mso-wrap-distance-right:9pt;mso-wrap-distance-bottom:0;mso-position-horizontal:absolute;mso-position-horizontal-relative:page;mso-position-vertical:absolute;mso-position-vertical-relative:page;mso-width-percent:0;mso-height-percent:0;mso-width-relative:page;mso-height-relative:page;v-text-anchor:top" o:gfxdata="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" filled="f" stroked="f">
-              <v:textbox inset="0,0,0,0">
-                <w:txbxContent>
-                  <w:p>
-                    <w:pPr>
-                      <w:spacing w:before="14"/>
-                      <w:ind w:left="20"/>
-                      <w:rPr>
-                        <w:sz w:val="18"/>
-                        <w:lang w:val="de-DE"/>
-                      </w:rPr>
-                    </w:pPr>
-                    <w:r>
-                      <w:rPr>
-                        <w:sz w:val="18"/>
-                        <w:lang w:val="de-DE"/>
-                      </w:rPr>
-                      <w:t>Modul KI-B4 – Von Daten und Bäumen   zuletzt aktualisiert am 25.06.21</w:t>
-                    </w:r>
-                  </w:p>
-                </w:txbxContent>
-              </v:textbox>
-              <w10:wrap anchorx="page" anchory="page"/>
-            </v:shape>
           </w:pict>
         </mc:Fallback>
       </mc:AlternateContent>
@@ -5576,7 +5697,7 @@
         </mc:Choice>
         <mc:Fallback>
           <w:pict>
-            <v:shape w14:anchorId="7EBBF1BB" id="Text Box 1" o:spid="_x0000_s1038" type="#_x0000_t202" style="position:absolute;margin-left:462.4pt;margin-top:816.65pt;width:54.55pt;height:12.1pt;z-index:-15856;visibility:visible;mso-wrap-style:square;mso-width-percent:0;mso-height-percent:0;mso-wrap-distance-left:9pt;mso-wrap-distance-top:0;mso-wrap-distance-right:9pt;mso-wrap-distance-bottom:0;mso-position-horizontal:absolute;mso-position-horizontal-relative:page;mso-position-vertical:absolute;mso-position-vertical-relative:page;mso-width-percent:0;mso-height-percent:0;mso-width-relative:page;mso-height-relative:page;v-text-anchor:top" o:gfxdata="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" filled="f" stroked="f">
+            <v:shape w14:anchorId="7EBBF1BB" id="Text Box 1" o:spid="_x0000_s1038" type="#_x0000_t202" style="position:absolute;margin-left:462.4pt;margin-top:816.65pt;width:54.55pt;height:12.1pt;z-index:-15856;visibility:visible;mso-wrap-style:square;mso-width-percent:0;mso-height-percent:0;mso-wrap-distance-left:9pt;mso-wrap-distance-top:0;mso-wrap-distance-right:9pt;mso-wrap-distance-bottom:0;mso-position-horizontal:absolute;mso-position-horizontal-relative:page;mso-position-vertical:absolute;mso-position-vertical-relative:page;mso-width-percent:0;mso-height-percent:0;mso-width-relative:page;mso-height-relative:page;v-text-anchor:top" o:gfxdata="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" filled="f" stroked="f">
               <v:textbox inset="0,0,0,0">
                 <w:txbxContent>
                   <w:p>
@@ -5638,18 +5759,8 @@
 </w:ftr>
 </file>
 
-<file path=word/footer3.xml><?xml version="1.0" encoding="utf-8"?>
-<w:ftr xmlns:wpc="http://schemas.microsoft.com/office/word/2010/wordprocessingCanvas" xmlns:cx="http://schemas.microsoft.com/office/drawing/2014/chartex" xmlns:cx1="http://schemas.microsoft.com/office/drawing/2015/9/8/chartex" xmlns:cx2="http://schemas.microsoft.com/office/drawing/2015/10/21/chartex" xmlns:cx3="http://schemas.microsoft.com/office/drawing/2016/5/9/chartex" xmlns:cx4="http://schemas.microsoft.com/office/drawing/2016/5/10/chartex" xmlns:cx5="http://schemas.microsoft.com/office/drawing/2016/5/11/chartex" xmlns:cx6="http://schemas.microsoft.com/office/drawing/2016/5/12/chartex" xmlns:cx7="http://schemas.microsoft.com/office/drawing/2016/5/13/chartex" xmlns:cx8="http://schemas.microsoft.com/office/drawing/2016/5/14/chartex" xmlns:mc="http://schemas.openxmlformats.org/markup-compatibility/2006" xmlns:aink="http://schemas.microsoft.com/office/drawing/2016/ink" xmlns:am3d="http://schemas.microsoft.com/office/drawing/2017/model3d" xmlns:o="urn:schemas-microsoft-com:office:office" xmlns:r="http://schemas.openxmlformats.org/officeDocument/2006/relationships" xmlns:m="http://schemas.openxmlformats.org/officeDocument/2006/math" xmlns:v="urn:schemas-microsoft-com:vml" xmlns:wp14="http://schemas.microsoft.com/office/word/2010/wordprocessingDrawing" xmlns:wp="http://schemas.openxmlformats.org/drawingml/2006/wordprocessingDrawing" xmlns:w10="urn:schemas-microsoft-com:office:word" xmlns:w="http://schemas.openxmlformats.org/wordprocessingml/2006/main" xmlns:w14="http://schemas.microsoft.com/office/word/2010/wordml" xmlns:w15="http://schemas.microsoft.com/office/word/2012/wordml" xmlns:w16cex="http://schemas.microsoft.com/office/word/2018/wordml/cex" xmlns:w16cid="http://schemas.microsoft.com/office/word/2016/wordml/cid" xmlns:w16="http://schemas.microsoft.com/office/word/2018/wordml" xmlns:w16sdtdh="http://schemas.microsoft.com/office/word/2020/wordml/sdtdatahash" xmlns:w16se="http://schemas.microsoft.com/office/word/2015/wordml/symex" xmlns:wpg="http://schemas.microsoft.com/office/word/2010/wordprocessingGroup" xmlns:wpi="http://schemas.microsoft.com/office/word/2010/wordprocessingInk" xmlns:wne="http://schemas.microsoft.com/office/word/2006/wordml" xmlns:wps="http://schemas.microsoft.com/office/word/2010/wordprocessingShape" mc:Ignorable="w14 w15 w16se w16cid w16 w16cex w16sdtdh wp14">
-  <w:p>
-    <w:pPr>
-      <w:pStyle w:val="Fuzeile"/>
-    </w:pPr>
-  </w:p>
-</w:ftr>
-</file>
-
 <file path=word/footnotes.xml><?xml version="1.0" encoding="utf-8"?>
-<w:footnotes xmlns:wpc="http://schemas.microsoft.com/office/word/2010/wordprocessingCanvas" xmlns:cx="http://schemas.microsoft.com/office/drawing/2014/chartex" xmlns:cx1="http://schemas.microsoft.com/office/drawing/2015/9/8/chartex" xmlns:cx2="http://schemas.microsoft.com/office/drawing/2015/10/21/chartex" xmlns:cx3="http://schemas.microsoft.com/office/drawing/2016/5/9/chartex" xmlns:cx4="http://schemas.microsoft.com/office/drawing/2016/5/10/chartex" xmlns:cx5="http://schemas.microsoft.com/office/drawing/2016/5/11/chartex" xmlns:cx6="http://schemas.microsoft.com/office/drawing/2016/5/12/chartex" xmlns:cx7="http://schemas.microsoft.com/office/drawing/2016/5/13/chartex" xmlns:cx8="http://schemas.microsoft.com/office/drawing/2016/5/14/chartex" xmlns:mc="http://schemas.openxmlformats.org/markup-compatibility/2006" xmlns:aink="http://schemas.microsoft.com/office/drawing/2016/ink" xmlns:am3d="http://schemas.microsoft.com/office/drawing/2017/model3d" xmlns:o="urn:schemas-microsoft-com:office:office" xmlns:r="http://schemas.openxmlformats.org/officeDocument/2006/relationships" xmlns:m="http://schemas.openxmlformats.org/officeDocument/2006/math" xmlns:v="urn:schemas-microsoft-com:vml" xmlns:wp14="http://schemas.microsoft.com/office/word/2010/wordprocessingDrawing" xmlns:wp="http://schemas.openxmlformats.org/drawingml/2006/wordprocessingDrawing" xmlns:w10="urn:schemas-microsoft-com:office:word" xmlns:w="http://schemas.openxmlformats.org/wordprocessingml/2006/main" xmlns:w14="http://schemas.microsoft.com/office/word/2010/wordml" xmlns:w15="http://schemas.microsoft.com/office/word/2012/wordml" xmlns:w16cex="http://schemas.microsoft.com/office/word/2018/wordml/cex" xmlns:w16cid="http://schemas.microsoft.com/office/word/2016/wordml/cid" xmlns:w16="http://schemas.microsoft.com/office/word/2018/wordml" xmlns:w16sdtdh="http://schemas.microsoft.com/office/word/2020/wordml/sdtdatahash" xmlns:w16se="http://schemas.microsoft.com/office/word/2015/wordml/symex" xmlns:wpg="http://schemas.microsoft.com/office/word/2010/wordprocessingGroup" xmlns:wpi="http://schemas.microsoft.com/office/word/2010/wordprocessingInk" xmlns:wne="http://schemas.microsoft.com/office/word/2006/wordml" xmlns:wps="http://schemas.microsoft.com/office/word/2010/wordprocessingShape" mc:Ignorable="w14 w15 w16se w16cid w16 w16cex w16sdtdh wp14">
+<w:footnotes xmlns:wpc="http://schemas.microsoft.com/office/word/2010/wordprocessingCanvas" xmlns:cx="http://schemas.microsoft.com/office/drawing/2014/chartex" xmlns:cx1="http://schemas.microsoft.com/office/drawing/2015/9/8/chartex" xmlns:cx2="http://schemas.microsoft.com/office/drawing/2015/10/21/chartex" xmlns:cx3="http://schemas.microsoft.com/office/drawing/2016/5/9/chartex" xmlns:cx4="http://schemas.microsoft.com/office/drawing/2016/5/10/chartex" xmlns:cx5="http://schemas.microsoft.com/office/drawing/2016/5/11/chartex" xmlns:cx6="http://schemas.microsoft.com/office/drawing/2016/5/12/chartex" xmlns:cx7="http://schemas.microsoft.com/office/drawing/2016/5/13/chartex" xmlns:cx8="http://schemas.microsoft.com/office/drawing/2016/5/14/chartex" xmlns:mc="http://schemas.openxmlformats.org/markup-compatibility/2006" xmlns:aink="http://schemas.microsoft.com/office/drawing/2016/ink" xmlns:am3d="http://schemas.microsoft.com/office/drawing/2017/model3d" xmlns:o="urn:schemas-microsoft-com:office:office" xmlns:oel="http://schemas.microsoft.com/office/2019/extlst" xmlns:r="http://schemas.openxmlformats.org/officeDocument/2006/relationships" xmlns:m="http://schemas.openxmlformats.org/officeDocument/2006/math" xmlns:v="urn:schemas-microsoft-com:vml" xmlns:wp14="http://schemas.microsoft.com/office/word/2010/wordprocessingDrawing" xmlns:wp="http://schemas.openxmlformats.org/drawingml/2006/wordprocessingDrawing" xmlns:w10="urn:schemas-microsoft-com:office:word" xmlns:w="http://schemas.openxmlformats.org/wordprocessingml/2006/main" xmlns:w14="http://schemas.microsoft.com/office/word/2010/wordml" xmlns:w15="http://schemas.microsoft.com/office/word/2012/wordml" xmlns:w16cex="http://schemas.microsoft.com/office/word/2018/wordml/cex" xmlns:w16cid="http://schemas.microsoft.com/office/word/2016/wordml/cid" xmlns:w16="http://schemas.microsoft.com/office/word/2018/wordml" xmlns:w16sdtdh="http://schemas.microsoft.com/office/word/2020/wordml/sdtdatahash" xmlns:w16se="http://schemas.microsoft.com/office/word/2015/wordml/symex" xmlns:wpg="http://schemas.microsoft.com/office/word/2010/wordprocessingGroup" xmlns:wpi="http://schemas.microsoft.com/office/word/2010/wordprocessingInk" xmlns:wne="http://schemas.microsoft.com/office/word/2006/wordml" xmlns:wps="http://schemas.microsoft.com/office/word/2010/wordprocessingShape" mc:Ignorable="w14 w15 w16se w16cid w16 w16cex w16sdtdh wp14">
   <w:footnote w:type="separator" w:id="-1">
     <w:p>
       <w:r>
@@ -5668,17 +5779,7 @@
 </file>
 
 <file path=word/header1.xml><?xml version="1.0" encoding="utf-8"?>
-<w:hdr xmlns:wpc="http://schemas.microsoft.com/office/word/2010/wordprocessingCanvas" xmlns:cx="http://schemas.microsoft.com/office/drawing/2014/chartex" xmlns:cx1="http://schemas.microsoft.com/office/drawing/2015/9/8/chartex" xmlns:cx2="http://schemas.microsoft.com/office/drawing/2015/10/21/chartex" xmlns:cx3="http://schemas.microsoft.com/office/drawing/2016/5/9/chartex" xmlns:cx4="http://schemas.microsoft.com/office/drawing/2016/5/10/chartex" xmlns:cx5="http://schemas.microsoft.com/office/drawing/2016/5/11/chartex" xmlns:cx6="http://schemas.microsoft.com/office/drawing/2016/5/12/chartex" xmlns:cx7="http://schemas.microsoft.com/office/drawing/2016/5/13/chartex" xmlns:cx8="http://schemas.microsoft.com/office/drawing/2016/5/14/chartex" xmlns:mc="http://schemas.openxmlformats.org/markup-compatibility/2006" xmlns:aink="http://schemas.microsoft.com/office/drawing/2016/ink" xmlns:am3d="http://schemas.microsoft.com/office/drawing/2017/model3d" xmlns:o="urn:schemas-microsoft-com:office:office" xmlns:r="http://schemas.openxmlformats.org/officeDocument/2006/relationships" xmlns:m="http://schemas.openxmlformats.org/officeDocument/2006/math" xmlns:v="urn:schemas-microsoft-com:vml" xmlns:wp14="http://schemas.microsoft.com/office/word/2010/wordprocessingDrawing" xmlns:wp="http://schemas.openxmlformats.org/drawingml/2006/wordprocessingDrawing" xmlns:w10="urn:schemas-microsoft-com:office:word" xmlns:w="http://schemas.openxmlformats.org/wordprocessingml/2006/main" xmlns:w14="http://schemas.microsoft.com/office/word/2010/wordml" xmlns:w15="http://schemas.microsoft.com/office/word/2012/wordml" xmlns:w16cex="http://schemas.microsoft.com/office/word/2018/wordml/cex" xmlns:w16cid="http://schemas.microsoft.com/office/word/2016/wordml/cid" xmlns:w16="http://schemas.microsoft.com/office/word/2018/wordml" xmlns:w16sdtdh="http://schemas.microsoft.com/office/word/2020/wordml/sdtdatahash" xmlns:w16se="http://schemas.microsoft.com/office/word/2015/wordml/symex" xmlns:wpg="http://schemas.microsoft.com/office/word/2010/wordprocessingGroup" xmlns:wpi="http://schemas.microsoft.com/office/word/2010/wordprocessingInk" xmlns:wne="http://schemas.microsoft.com/office/word/2006/wordml" xmlns:wps="http://schemas.microsoft.com/office/word/2010/wordprocessingShape" mc:Ignorable="w14 w15 w16se w16cid w16 w16cex w16sdtdh wp14">
-  <w:p>
-    <w:pPr>
-      <w:pStyle w:val="Kopfzeile"/>
-    </w:pPr>
-  </w:p>
-</w:hdr>
-</file>
-
-<file path=word/header2.xml><?xml version="1.0" encoding="utf-8"?>
-<w:hdr xmlns:wpc="http://schemas.microsoft.com/office/word/2010/wordprocessingCanvas" xmlns:cx="http://schemas.microsoft.com/office/drawing/2014/chartex" xmlns:cx1="http://schemas.microsoft.com/office/drawing/2015/9/8/chartex" xmlns:cx2="http://schemas.microsoft.com/office/drawing/2015/10/21/chartex" xmlns:cx3="http://schemas.microsoft.com/office/drawing/2016/5/9/chartex" xmlns:cx4="http://schemas.microsoft.com/office/drawing/2016/5/10/chartex" xmlns:cx5="http://schemas.microsoft.com/office/drawing/2016/5/11/chartex" xmlns:cx6="http://schemas.microsoft.com/office/drawing/2016/5/12/chartex" xmlns:cx7="http://schemas.microsoft.com/office/drawing/2016/5/13/chartex" xmlns:cx8="http://schemas.microsoft.com/office/drawing/2016/5/14/chartex" xmlns:mc="http://schemas.openxmlformats.org/markup-compatibility/2006" xmlns:aink="http://schemas.microsoft.com/office/drawing/2016/ink" xmlns:am3d="http://schemas.microsoft.com/office/drawing/2017/model3d" xmlns:o="urn:schemas-microsoft-com:office:office" xmlns:r="http://schemas.openxmlformats.org/officeDocument/2006/relationships" xmlns:m="http://schemas.openxmlformats.org/officeDocument/2006/math" xmlns:v="urn:schemas-microsoft-com:vml" xmlns:wp14="http://schemas.microsoft.com/office/word/2010/wordprocessingDrawing" xmlns:wp="http://schemas.openxmlformats.org/drawingml/2006/wordprocessingDrawing" xmlns:w10="urn:schemas-microsoft-com:office:word" xmlns:w="http://schemas.openxmlformats.org/wordprocessingml/2006/main" xmlns:w14="http://schemas.microsoft.com/office/word/2010/wordml" xmlns:w15="http://schemas.microsoft.com/office/word/2012/wordml" xmlns:w16cex="http://schemas.microsoft.com/office/word/2018/wordml/cex" xmlns:w16cid="http://schemas.microsoft.com/office/word/2016/wordml/cid" xmlns:w16="http://schemas.microsoft.com/office/word/2018/wordml" xmlns:w16sdtdh="http://schemas.microsoft.com/office/word/2020/wordml/sdtdatahash" xmlns:w16se="http://schemas.microsoft.com/office/word/2015/wordml/symex" xmlns:wpg="http://schemas.microsoft.com/office/word/2010/wordprocessingGroup" xmlns:wpi="http://schemas.microsoft.com/office/word/2010/wordprocessingInk" xmlns:wne="http://schemas.microsoft.com/office/word/2006/wordml" xmlns:wps="http://schemas.microsoft.com/office/word/2010/wordprocessingShape" mc:Ignorable="w14 w15 w16se w16cid w16 w16cex w16sdtdh wp14">
+<w:hdr xmlns:wpc="http://schemas.microsoft.com/office/word/2010/wordprocessingCanvas" xmlns:cx="http://schemas.microsoft.com/office/drawing/2014/chartex" xmlns:cx1="http://schemas.microsoft.com/office/drawing/2015/9/8/chartex" xmlns:cx2="http://schemas.microsoft.com/office/drawing/2015/10/21/chartex" xmlns:cx3="http://schemas.microsoft.com/office/drawing/2016/5/9/chartex" xmlns:cx4="http://schemas.microsoft.com/office/drawing/2016/5/10/chartex" xmlns:cx5="http://schemas.microsoft.com/office/drawing/2016/5/11/chartex" xmlns:cx6="http://schemas.microsoft.com/office/drawing/2016/5/12/chartex" xmlns:cx7="http://schemas.microsoft.com/office/drawing/2016/5/13/chartex" xmlns:cx8="http://schemas.microsoft.com/office/drawing/2016/5/14/chartex" xmlns:mc="http://schemas.openxmlformats.org/markup-compatibility/2006" xmlns:aink="http://schemas.microsoft.com/office/drawing/2016/ink" xmlns:am3d="http://schemas.microsoft.com/office/drawing/2017/model3d" xmlns:o="urn:schemas-microsoft-com:office:office" xmlns:oel="http://schemas.microsoft.com/office/2019/extlst" xmlns:r="http://schemas.openxmlformats.org/officeDocument/2006/relationships" xmlns:m="http://schemas.openxmlformats.org/officeDocument/2006/math" xmlns:v="urn:schemas-microsoft-com:vml" xmlns:wp14="http://schemas.microsoft.com/office/word/2010/wordprocessingDrawing" xmlns:wp="http://schemas.openxmlformats.org/drawingml/2006/wordprocessingDrawing" xmlns:w10="urn:schemas-microsoft-com:office:word" xmlns:w="http://schemas.openxmlformats.org/wordprocessingml/2006/main" xmlns:w14="http://schemas.microsoft.com/office/word/2010/wordml" xmlns:w15="http://schemas.microsoft.com/office/word/2012/wordml" xmlns:w16cex="http://schemas.microsoft.com/office/word/2018/wordml/cex" xmlns:w16cid="http://schemas.microsoft.com/office/word/2016/wordml/cid" xmlns:w16="http://schemas.microsoft.com/office/word/2018/wordml" xmlns:w16sdtdh="http://schemas.microsoft.com/office/word/2020/wordml/sdtdatahash" xmlns:w16se="http://schemas.microsoft.com/office/word/2015/wordml/symex" xmlns:wpg="http://schemas.microsoft.com/office/word/2010/wordprocessingGroup" xmlns:wpi="http://schemas.microsoft.com/office/word/2010/wordprocessingInk" xmlns:wne="http://schemas.microsoft.com/office/word/2006/wordml" xmlns:wps="http://schemas.microsoft.com/office/word/2010/wordprocessingShape" mc:Ignorable="w14 w15 w16se w16cid w16 w16cex w16sdtdh wp14">
   <w:p>
     <w:pPr>
       <w:pStyle w:val="Textkrper"/>
@@ -5791,7 +5892,7 @@
         </mc:Choice>
         <mc:Fallback>
           <w:pict>
-            <v:rect w14:anchorId="360ABE64" id="Rechteck 225" o:spid="_x0000_s1035" style="position:absolute;margin-left:258.8pt;margin-top:-8.8pt;width:240.95pt;height:26.65pt;z-index:-9712;visibility:visible;mso-wrap-style:square;mso-width-percent:0;mso-height-percent:0;mso-wrap-distance-left:9pt;mso-wrap-distance-top:0;mso-wrap-distance-right:9pt;mso-wrap-distance-bottom:0;mso-position-horizontal:absolute;mso-position-horizontal-relative:text;mso-position-vertical:absolute;mso-position-vertical-relative:text;mso-width-percent:0;mso-height-percent:0;mso-width-relative:margin;mso-height-relative:margin;v-text-anchor:middle" o:gfxdata="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" fillcolor="#548235" stroked="f" strokeweight="2pt">
+            <v:rect w14:anchorId="360ABE64" id="Rechteck 225" o:spid="_x0000_s1035" style="position:absolute;margin-left:258.8pt;margin-top:-8.8pt;width:240.95pt;height:26.65pt;z-index:-9712;visibility:visible;mso-wrap-style:square;mso-width-percent:0;mso-height-percent:0;mso-wrap-distance-left:9pt;mso-wrap-distance-top:0;mso-wrap-distance-right:9pt;mso-wrap-distance-bottom:0;mso-position-horizontal:absolute;mso-position-horizontal-relative:text;mso-position-vertical:absolute;mso-position-vertical-relative:text;mso-width-percent:0;mso-height-percent:0;mso-width-relative:margin;mso-height-relative:margin;v-text-anchor:middle" o:gfxdata="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" fillcolor="#548235" stroked="f" strokeweight="2pt">
               <v:textbox>
                 <w:txbxContent>
                   <w:p>
@@ -5828,18 +5929,8 @@
 </w:hdr>
 </file>
 
-<file path=word/header3.xml><?xml version="1.0" encoding="utf-8"?>
-<w:hdr xmlns:wpc="http://schemas.microsoft.com/office/word/2010/wordprocessingCanvas" xmlns:cx="http://schemas.microsoft.com/office/drawing/2014/chartex" xmlns:cx1="http://schemas.microsoft.com/office/drawing/2015/9/8/chartex" xmlns:cx2="http://schemas.microsoft.com/office/drawing/2015/10/21/chartex" xmlns:cx3="http://schemas.microsoft.com/office/drawing/2016/5/9/chartex" xmlns:cx4="http://schemas.microsoft.com/office/drawing/2016/5/10/chartex" xmlns:cx5="http://schemas.microsoft.com/office/drawing/2016/5/11/chartex" xmlns:cx6="http://schemas.microsoft.com/office/drawing/2016/5/12/chartex" xmlns:cx7="http://schemas.microsoft.com/office/drawing/2016/5/13/chartex" xmlns:cx8="http://schemas.microsoft.com/office/drawing/2016/5/14/chartex" xmlns:mc="http://schemas.openxmlformats.org/markup-compatibility/2006" xmlns:aink="http://schemas.microsoft.com/office/drawing/2016/ink" xmlns:am3d="http://schemas.microsoft.com/office/drawing/2017/model3d" xmlns:o="urn:schemas-microsoft-com:office:office" xmlns:r="http://schemas.openxmlformats.org/officeDocument/2006/relationships" xmlns:m="http://schemas.openxmlformats.org/officeDocument/2006/math" xmlns:v="urn:schemas-microsoft-com:vml" xmlns:wp14="http://schemas.microsoft.com/office/word/2010/wordprocessingDrawing" xmlns:wp="http://schemas.openxmlformats.org/drawingml/2006/wordprocessingDrawing" xmlns:w10="urn:schemas-microsoft-com:office:word" xmlns:w="http://schemas.openxmlformats.org/wordprocessingml/2006/main" xmlns:w14="http://schemas.microsoft.com/office/word/2010/wordml" xmlns:w15="http://schemas.microsoft.com/office/word/2012/wordml" xmlns:w16cex="http://schemas.microsoft.com/office/word/2018/wordml/cex" xmlns:w16cid="http://schemas.microsoft.com/office/word/2016/wordml/cid" xmlns:w16="http://schemas.microsoft.com/office/word/2018/wordml" xmlns:w16sdtdh="http://schemas.microsoft.com/office/word/2020/wordml/sdtdatahash" xmlns:w16se="http://schemas.microsoft.com/office/word/2015/wordml/symex" xmlns:wpg="http://schemas.microsoft.com/office/word/2010/wordprocessingGroup" xmlns:wpi="http://schemas.microsoft.com/office/word/2010/wordprocessingInk" xmlns:wne="http://schemas.microsoft.com/office/word/2006/wordml" xmlns:wps="http://schemas.microsoft.com/office/word/2010/wordprocessingShape" mc:Ignorable="w14 w15 w16se w16cid w16 w16cex w16sdtdh wp14">
-  <w:p>
-    <w:pPr>
-      <w:pStyle w:val="Kopfzeile"/>
-    </w:pPr>
-  </w:p>
-</w:hdr>
-</file>
-
 <file path=word/numbering.xml><?xml version="1.0" encoding="utf-8"?>
-<w:numbering xmlns:wpc="http://schemas.microsoft.com/office/word/2010/wordprocessingCanvas" xmlns:cx="http://schemas.microsoft.com/office/drawing/2014/chartex" xmlns:cx1="http://schemas.microsoft.com/office/drawing/2015/9/8/chartex" xmlns:cx2="http://schemas.microsoft.com/office/drawing/2015/10/21/chartex" xmlns:cx3="http://schemas.microsoft.com/office/drawing/2016/5/9/chartex" xmlns:cx4="http://schemas.microsoft.com/office/drawing/2016/5/10/chartex" xmlns:cx5="http://schemas.microsoft.com/office/drawing/2016/5/11/chartex" xmlns:cx6="http://schemas.microsoft.com/office/drawing/2016/5/12/chartex" xmlns:cx7="http://schemas.microsoft.com/office/drawing/2016/5/13/chartex" xmlns:cx8="http://schemas.microsoft.com/office/drawing/2016/5/14/chartex" xmlns:mc="http://schemas.openxmlformats.org/markup-compatibility/2006" xmlns:aink="http://schemas.microsoft.com/office/drawing/2016/ink" xmlns:am3d="http://schemas.microsoft.com/office/drawing/2017/model3d" xmlns:o="urn:schemas-microsoft-com:office:office" xmlns:r="http://schemas.openxmlformats.org/officeDocument/2006/relationships" xmlns:m="http://schemas.openxmlformats.org/officeDocument/2006/math" xmlns:v="urn:schemas-microsoft-com:vml" xmlns:wp14="http://schemas.microsoft.com/office/word/2010/wordprocessingDrawing" xmlns:wp="http://schemas.openxmlformats.org/drawingml/2006/wordprocessingDrawing" xmlns:w10="urn:schemas-microsoft-com:office:word" xmlns:w="http://schemas.openxmlformats.org/wordprocessingml/2006/main" xmlns:w14="http://schemas.microsoft.com/office/word/2010/wordml" xmlns:w15="http://schemas.microsoft.com/office/word/2012/wordml" xmlns:w16cex="http://schemas.microsoft.com/office/word/2018/wordml/cex" xmlns:w16cid="http://schemas.microsoft.com/office/word/2016/wordml/cid" xmlns:w16="http://schemas.microsoft.com/office/word/2018/wordml" xmlns:w16sdtdh="http://schemas.microsoft.com/office/word/2020/wordml/sdtdatahash" xmlns:w16se="http://schemas.microsoft.com/office/word/2015/wordml/symex" xmlns:wpg="http://schemas.microsoft.com/office/word/2010/wordprocessingGroup" xmlns:wpi="http://schemas.microsoft.com/office/word/2010/wordprocessingInk" xmlns:wne="http://schemas.microsoft.com/office/word/2006/wordml" xmlns:wps="http://schemas.microsoft.com/office/word/2010/wordprocessingShape" mc:Ignorable="w14 w15 w16se w16cid w16 w16cex w16sdtdh wp14">
+<w:numbering xmlns:wpc="http://schemas.microsoft.com/office/word/2010/wordprocessingCanvas" xmlns:cx="http://schemas.microsoft.com/office/drawing/2014/chartex" xmlns:cx1="http://schemas.microsoft.com/office/drawing/2015/9/8/chartex" xmlns:cx2="http://schemas.microsoft.com/office/drawing/2015/10/21/chartex" xmlns:cx3="http://schemas.microsoft.com/office/drawing/2016/5/9/chartex" xmlns:cx4="http://schemas.microsoft.com/office/drawing/2016/5/10/chartex" xmlns:cx5="http://schemas.microsoft.com/office/drawing/2016/5/11/chartex" xmlns:cx6="http://schemas.microsoft.com/office/drawing/2016/5/12/chartex" xmlns:cx7="http://schemas.microsoft.com/office/drawing/2016/5/13/chartex" xmlns:cx8="http://schemas.microsoft.com/office/drawing/2016/5/14/chartex" xmlns:mc="http://schemas.openxmlformats.org/markup-compatibility/2006" xmlns:aink="http://schemas.microsoft.com/office/drawing/2016/ink" xmlns:am3d="http://schemas.microsoft.com/office/drawing/2017/model3d" xmlns:o="urn:schemas-microsoft-com:office:office" xmlns:oel="http://schemas.microsoft.com/office/2019/extlst" xmlns:r="http://schemas.openxmlformats.org/officeDocument/2006/relationships" xmlns:m="http://schemas.openxmlformats.org/officeDocument/2006/math" xmlns:v="urn:schemas-microsoft-com:vml" xmlns:wp14="http://schemas.microsoft.com/office/word/2010/wordprocessingDrawing" xmlns:wp="http://schemas.openxmlformats.org/drawingml/2006/wordprocessingDrawing" xmlns:w10="urn:schemas-microsoft-com:office:word" xmlns:w="http://schemas.openxmlformats.org/wordprocessingml/2006/main" xmlns:w14="http://schemas.microsoft.com/office/word/2010/wordml" xmlns:w15="http://schemas.microsoft.com/office/word/2012/wordml" xmlns:w16cex="http://schemas.microsoft.com/office/word/2018/wordml/cex" xmlns:w16cid="http://schemas.microsoft.com/office/word/2016/wordml/cid" xmlns:w16="http://schemas.microsoft.com/office/word/2018/wordml" xmlns:w16sdtdh="http://schemas.microsoft.com/office/word/2020/wordml/sdtdatahash" xmlns:w16se="http://schemas.microsoft.com/office/word/2015/wordml/symex" xmlns:wpg="http://schemas.microsoft.com/office/word/2010/wordprocessingGroup" xmlns:wpi="http://schemas.microsoft.com/office/word/2010/wordprocessingInk" xmlns:wne="http://schemas.microsoft.com/office/word/2006/wordml" xmlns:wps="http://schemas.microsoft.com/office/word/2010/wordprocessingShape" mc:Ignorable="w14 w15 w16se w16cid w16 w16cex w16sdtdh wp14">
   <w:abstractNum w:abstractNumId="0" w15:restartNumberingAfterBreak="0">
     <w:nsid w:val="389A371F"/>
     <w:multiLevelType w:val="hybridMultilevel"/>
@@ -6146,16 +6237,24 @@
       </w:rPr>
     </w:lvl>
   </w:abstractNum>
-  <w:num w:numId="1">
+  <w:num w:numId="1" w16cid:durableId="298537113">
     <w:abstractNumId w:val="2"/>
   </w:num>
-  <w:num w:numId="2">
+  <w:num w:numId="2" w16cid:durableId="1428188163">
     <w:abstractNumId w:val="1"/>
   </w:num>
-  <w:num w:numId="3">
+  <w:num w:numId="3" w16cid:durableId="1619802370">
     <w:abstractNumId w:val="0"/>
   </w:num>
 </w:numbering>
+</file>
+
+<file path=word/people.xml><?xml version="1.0" encoding="utf-8"?>
+<w15:people xmlns:wpc="http://schemas.microsoft.com/office/word/2010/wordprocessingCanvas" xmlns:cx="http://schemas.microsoft.com/office/drawing/2014/chartex" xmlns:cx1="http://schemas.microsoft.com/office/drawing/2015/9/8/chartex" xmlns:cx2="http://schemas.microsoft.com/office/drawing/2015/10/21/chartex" xmlns:cx3="http://schemas.microsoft.com/office/drawing/2016/5/9/chartex" xmlns:cx4="http://schemas.microsoft.com/office/drawing/2016/5/10/chartex" xmlns:cx5="http://schemas.microsoft.com/office/drawing/2016/5/11/chartex" xmlns:cx6="http://schemas.microsoft.com/office/drawing/2016/5/12/chartex" xmlns:cx7="http://schemas.microsoft.com/office/drawing/2016/5/13/chartex" xmlns:cx8="http://schemas.microsoft.com/office/drawing/2016/5/14/chartex" xmlns:mc="http://schemas.openxmlformats.org/markup-compatibility/2006" xmlns:aink="http://schemas.microsoft.com/office/drawing/2016/ink" xmlns:am3d="http://schemas.microsoft.com/office/drawing/2017/model3d" xmlns:o="urn:schemas-microsoft-com:office:office" xmlns:oel="http://schemas.microsoft.com/office/2019/extlst" xmlns:r="http://schemas.openxmlformats.org/officeDocument/2006/relationships" xmlns:m="http://schemas.openxmlformats.org/officeDocument/2006/math" xmlns:v="urn:schemas-microsoft-com:vml" xmlns:wp14="http://schemas.microsoft.com/office/word/2010/wordprocessingDrawing" xmlns:wp="http://schemas.openxmlformats.org/drawingml/2006/wordprocessingDrawing" xmlns:w10="urn:schemas-microsoft-com:office:word" xmlns:w="http://schemas.openxmlformats.org/wordprocessingml/2006/main" xmlns:w14="http://schemas.microsoft.com/office/word/2010/wordml" xmlns:w15="http://schemas.microsoft.com/office/word/2012/wordml" xmlns:w16cex="http://schemas.microsoft.com/office/word/2018/wordml/cex" xmlns:w16cid="http://schemas.microsoft.com/office/word/2016/wordml/cid" xmlns:w16="http://schemas.microsoft.com/office/word/2018/wordml" xmlns:w16sdtdh="http://schemas.microsoft.com/office/word/2020/wordml/sdtdatahash" xmlns:w16se="http://schemas.microsoft.com/office/word/2015/wordml/symex" xmlns:wpg="http://schemas.microsoft.com/office/word/2010/wordprocessingGroup" xmlns:wpi="http://schemas.microsoft.com/office/word/2010/wordprocessingInk" xmlns:wne="http://schemas.microsoft.com/office/word/2006/wordml" xmlns:wps="http://schemas.microsoft.com/office/word/2010/wordprocessingShape" mc:Ignorable="w14 w15 w16se w16cid w16 w16cex w16sdtdh wp14">
+  <w15:person w15:author="Müller, Maximilian | Wissensfabrik">
+    <w15:presenceInfo w15:providerId="AD" w15:userId="S::Maximilian.Mueller@wissensfabrik.de::fd810f2c-6434-45ec-b130-b89fd500a626"/>
+  </w15:person>
+</w15:people>
 </file>
 
 <file path=word/styles.xml><?xml version="1.0" encoding="utf-8"?>
@@ -6708,6 +6807,86 @@
       <w:rFonts w:ascii="Arial" w:eastAsia="Arial" w:hAnsi="Arial" w:cs="Arial"/>
     </w:rPr>
   </w:style>
+  <w:style w:type="paragraph" w:styleId="berarbeitung">
+    <w:name w:val="Revision"/>
+    <w:hidden/>
+    <w:uiPriority w:val="99"/>
+    <w:semiHidden/>
+    <w:rsid w:val="003C3118"/>
+    <w:pPr>
+      <w:widowControl/>
+      <w:autoSpaceDE/>
+      <w:autoSpaceDN/>
+    </w:pPr>
+    <w:rPr>
+      <w:rFonts w:ascii="Arial" w:eastAsia="Arial" w:hAnsi="Arial" w:cs="Arial"/>
+    </w:rPr>
+  </w:style>
+  <w:style w:type="character" w:styleId="Kommentarzeichen">
+    <w:name w:val="annotation reference"/>
+    <w:basedOn w:val="Absatz-Standardschriftart"/>
+    <w:uiPriority w:val="99"/>
+    <w:semiHidden/>
+    <w:unhideWhenUsed/>
+    <w:rsid w:val="004D242D"/>
+    <w:rPr>
+      <w:sz w:val="16"/>
+      <w:szCs w:val="16"/>
+    </w:rPr>
+  </w:style>
+  <w:style w:type="paragraph" w:styleId="Kommentartext">
+    <w:name w:val="annotation text"/>
+    <w:basedOn w:val="Standard"/>
+    <w:link w:val="KommentartextZchn"/>
+    <w:uiPriority w:val="99"/>
+    <w:unhideWhenUsed/>
+    <w:rsid w:val="004D242D"/>
+    <w:rPr>
+      <w:sz w:val="20"/>
+      <w:szCs w:val="20"/>
+    </w:rPr>
+  </w:style>
+  <w:style w:type="character" w:customStyle="1" w:styleId="KommentartextZchn">
+    <w:name w:val="Kommentartext Zchn"/>
+    <w:basedOn w:val="Absatz-Standardschriftart"/>
+    <w:link w:val="Kommentartext"/>
+    <w:uiPriority w:val="99"/>
+    <w:rsid w:val="004D242D"/>
+    <w:rPr>
+      <w:rFonts w:ascii="Arial" w:eastAsia="Arial" w:hAnsi="Arial" w:cs="Arial"/>
+      <w:sz w:val="20"/>
+      <w:szCs w:val="20"/>
+    </w:rPr>
+  </w:style>
+  <w:style w:type="paragraph" w:styleId="Kommentarthema">
+    <w:name w:val="annotation subject"/>
+    <w:basedOn w:val="Kommentartext"/>
+    <w:next w:val="Kommentartext"/>
+    <w:link w:val="KommentarthemaZchn"/>
+    <w:uiPriority w:val="99"/>
+    <w:semiHidden/>
+    <w:unhideWhenUsed/>
+    <w:rsid w:val="004D242D"/>
+    <w:rPr>
+      <w:b/>
+      <w:bCs/>
+    </w:rPr>
+  </w:style>
+  <w:style w:type="character" w:customStyle="1" w:styleId="KommentarthemaZchn">
+    <w:name w:val="Kommentarthema Zchn"/>
+    <w:basedOn w:val="KommentartextZchn"/>
+    <w:link w:val="Kommentarthema"/>
+    <w:uiPriority w:val="99"/>
+    <w:semiHidden/>
+    <w:rsid w:val="004D242D"/>
+    <w:rPr>
+      <w:rFonts w:ascii="Arial" w:eastAsia="Arial" w:hAnsi="Arial" w:cs="Arial"/>
+      <w:b/>
+      <w:bCs/>
+      <w:sz w:val="20"/>
+      <w:szCs w:val="20"/>
+    </w:rPr>
+  </w:style>
 </w:styles>
 </file>
 
